--- a/DoctorAppointmentSystem-SRS.docx
+++ b/DoctorAppointmentSystem-SRS.docx
@@ -7051,6 +7051,1288 @@
           <w:szCs w:val="24"/>
         </w:rPr>
         <w:t xml:space="preserve">Security Monitoring </w:t>
+      </w:r>
+    </w:p>
+    <w:p/>
+    <w:p>
+      <w:pPr>
+        <w:pBdr>
+          <w:bottom w:val="single" w:sz="12" w:space="1" w:color="auto"/>
+        </w:pBdr>
+      </w:pPr>
+    </w:p>
+    <w:p>
+      <w:r>
+        <w:t>My application functionalities and improvements –</w:t>
+      </w:r>
+    </w:p>
+    <w:p>
+      <w:pPr>
+        <w:pStyle w:val="Heading3"/>
+        <w:pBdr>
+          <w:top w:val="single" w:sz="2" w:space="0" w:color="auto"/>
+          <w:left w:val="single" w:sz="2" w:space="0" w:color="auto"/>
+          <w:bottom w:val="single" w:sz="2" w:space="0" w:color="auto"/>
+          <w:right w:val="single" w:sz="2" w:space="0" w:color="auto"/>
+        </w:pBdr>
+        <w:shd w:val="clear" w:color="auto" w:fill="181818"/>
+        <w:rPr>
+          <w:rFonts w:ascii="Segoe UI" w:hAnsi="Segoe UI" w:cs="Segoe UI"/>
+          <w:b w:val="0"/>
+          <w:bCs w:val="0"/>
+          <w:color w:val="CCCCCC"/>
+        </w:rPr>
+      </w:pPr>
+      <w:r>
+        <w:rPr>
+          <w:rFonts w:ascii="Segoe UI Emoji" w:hAnsi="Segoe UI Emoji" w:cs="Segoe UI Emoji"/>
+          <w:b w:val="0"/>
+          <w:bCs w:val="0"/>
+          <w:color w:val="CCCCCC"/>
+        </w:rPr>
+        <w:t>🏆</w:t>
+      </w:r>
+      <w:r>
+        <w:rPr>
+          <w:rFonts w:ascii="Segoe UI" w:hAnsi="Segoe UI" w:cs="Segoe UI"/>
+          <w:b w:val="0"/>
+          <w:bCs w:val="0"/>
+          <w:color w:val="CCCCCC"/>
+        </w:rPr>
+        <w:t xml:space="preserve"> 1. Achievements &amp; Core Accomplishments Built</w:t>
+      </w:r>
+    </w:p>
+    <w:p>
+      <w:pPr>
+        <w:numPr>
+          <w:ilvl w:val="0"/>
+          <w:numId w:val="41"/>
+        </w:numPr>
+        <w:pBdr>
+          <w:top w:val="single" w:sz="2" w:space="0" w:color="auto"/>
+          <w:left w:val="single" w:sz="2" w:space="0" w:color="auto"/>
+          <w:bottom w:val="single" w:sz="2" w:space="0" w:color="auto"/>
+          <w:right w:val="single" w:sz="2" w:space="0" w:color="auto"/>
+        </w:pBdr>
+        <w:shd w:val="clear" w:color="auto" w:fill="181818"/>
+        <w:spacing w:before="100" w:beforeAutospacing="1" w:after="100" w:afterAutospacing="1" w:line="240" w:lineRule="auto"/>
+        <w:rPr>
+          <w:rFonts w:ascii="Segoe UI" w:hAnsi="Segoe UI" w:cs="Segoe UI"/>
+          <w:color w:val="CCCCCC"/>
+          <w:sz w:val="20"/>
+          <w:szCs w:val="20"/>
+        </w:rPr>
+      </w:pPr>
+      <w:r>
+        <w:rPr>
+          <w:rStyle w:val="Strong"/>
+          <w:rFonts w:ascii="Segoe UI" w:hAnsi="Segoe UI" w:cs="Segoe UI"/>
+          <w:color w:val="CCCCCC"/>
+          <w:sz w:val="20"/>
+          <w:szCs w:val="20"/>
+          <w:bdr w:val="single" w:sz="2" w:space="0" w:color="auto" w:frame="1"/>
+        </w:rPr>
+        <w:t>Single SPA PWA Architecture:</w:t>
+      </w:r>
+      <w:r>
+        <w:rPr>
+          <w:rFonts w:ascii="Segoe UI" w:hAnsi="Segoe UI" w:cs="Segoe UI"/>
+          <w:color w:val="CCCCCC"/>
+          <w:sz w:val="20"/>
+          <w:szCs w:val="20"/>
+        </w:rPr>
+        <w:t> Integrated Patient, Doctor, Clinic Admin, and SuperAdmin portals into a single Angular Progressive Web App (PWA) with Role-Based Access Control (RBAC).</w:t>
+      </w:r>
+    </w:p>
+    <w:p>
+      <w:pPr>
+        <w:numPr>
+          <w:ilvl w:val="0"/>
+          <w:numId w:val="41"/>
+        </w:numPr>
+        <w:pBdr>
+          <w:top w:val="single" w:sz="2" w:space="0" w:color="auto"/>
+          <w:left w:val="single" w:sz="2" w:space="0" w:color="auto"/>
+          <w:bottom w:val="single" w:sz="2" w:space="0" w:color="auto"/>
+          <w:right w:val="single" w:sz="2" w:space="0" w:color="auto"/>
+        </w:pBdr>
+        <w:shd w:val="clear" w:color="auto" w:fill="181818"/>
+        <w:spacing w:before="100" w:beforeAutospacing="1" w:after="100" w:afterAutospacing="1" w:line="240" w:lineRule="auto"/>
+        <w:rPr>
+          <w:rFonts w:ascii="Segoe UI" w:hAnsi="Segoe UI" w:cs="Segoe UI"/>
+          <w:color w:val="CCCCCC"/>
+          <w:sz w:val="20"/>
+          <w:szCs w:val="20"/>
+        </w:rPr>
+      </w:pPr>
+      <w:r>
+        <w:rPr>
+          <w:rStyle w:val="Strong"/>
+          <w:rFonts w:ascii="Segoe UI" w:hAnsi="Segoe UI" w:cs="Segoe UI"/>
+          <w:color w:val="CCCCCC"/>
+          <w:sz w:val="20"/>
+          <w:szCs w:val="20"/>
+          <w:bdr w:val="single" w:sz="2" w:space="0" w:color="auto" w:frame="1"/>
+        </w:rPr>
+        <w:t>Zero-Trace Admin Security:</w:t>
+      </w:r>
+      <w:r>
+        <w:rPr>
+          <w:rFonts w:ascii="Segoe UI" w:hAnsi="Segoe UI" w:cs="Segoe UI"/>
+          <w:color w:val="CCCCCC"/>
+          <w:sz w:val="20"/>
+          <w:szCs w:val="20"/>
+        </w:rPr>
+        <w:t> Public </w:t>
+      </w:r>
+      <w:r>
+        <w:rPr>
+          <w:rStyle w:val="HTMLCode"/>
+          <w:rFonts w:ascii="Consolas" w:eastAsiaTheme="minorHAnsi" w:hAnsi="Consolas"/>
+          <w:color w:val="D0D0D0"/>
+          <w:sz w:val="18"/>
+          <w:szCs w:val="18"/>
+          <w:bdr w:val="single" w:sz="2" w:space="0" w:color="auto" w:frame="1"/>
+          <w:shd w:val="clear" w:color="auto" w:fill="3C3C3C"/>
+        </w:rPr>
+        <w:t>/login</w:t>
+      </w:r>
+      <w:r>
+        <w:rPr>
+          <w:rFonts w:ascii="Segoe UI" w:hAnsi="Segoe UI" w:cs="Segoe UI"/>
+          <w:color w:val="CCCCCC"/>
+          <w:sz w:val="20"/>
+          <w:szCs w:val="20"/>
+        </w:rPr>
+        <w:t> page displays only Patient and Doctor options. High-level Admin and SuperAdmin portals are hidden behind dedicated private URLs (</w:t>
+      </w:r>
+      <w:r>
+        <w:rPr>
+          <w:rStyle w:val="HTMLCode"/>
+          <w:rFonts w:ascii="Consolas" w:eastAsiaTheme="minorHAnsi" w:hAnsi="Consolas"/>
+          <w:color w:val="D0D0D0"/>
+          <w:sz w:val="18"/>
+          <w:szCs w:val="18"/>
+          <w:bdr w:val="single" w:sz="2" w:space="0" w:color="auto" w:frame="1"/>
+          <w:shd w:val="clear" w:color="auto" w:fill="3C3C3C"/>
+        </w:rPr>
+        <w:t>/admin/login</w:t>
+      </w:r>
+      <w:r>
+        <w:rPr>
+          <w:rFonts w:ascii="Segoe UI" w:hAnsi="Segoe UI" w:cs="Segoe UI"/>
+          <w:color w:val="CCCCCC"/>
+          <w:sz w:val="20"/>
+          <w:szCs w:val="20"/>
+        </w:rPr>
+        <w:t> and </w:t>
+      </w:r>
+      <w:r>
+        <w:rPr>
+          <w:rStyle w:val="HTMLCode"/>
+          <w:rFonts w:ascii="Consolas" w:eastAsiaTheme="minorHAnsi" w:hAnsi="Consolas"/>
+          <w:color w:val="D0D0D0"/>
+          <w:sz w:val="18"/>
+          <w:szCs w:val="18"/>
+          <w:bdr w:val="single" w:sz="2" w:space="0" w:color="auto" w:frame="1"/>
+          <w:shd w:val="clear" w:color="auto" w:fill="3C3C3C"/>
+        </w:rPr>
+        <w:t>/superadmin/login</w:t>
+      </w:r>
+      <w:r>
+        <w:rPr>
+          <w:rFonts w:ascii="Segoe UI" w:hAnsi="Segoe UI" w:cs="Segoe UI"/>
+          <w:color w:val="CCCCCC"/>
+          <w:sz w:val="20"/>
+          <w:szCs w:val="20"/>
+        </w:rPr>
+        <w:t>).</w:t>
+      </w:r>
+    </w:p>
+    <w:p>
+      <w:pPr>
+        <w:numPr>
+          <w:ilvl w:val="0"/>
+          <w:numId w:val="41"/>
+        </w:numPr>
+        <w:pBdr>
+          <w:top w:val="single" w:sz="2" w:space="0" w:color="auto"/>
+          <w:left w:val="single" w:sz="2" w:space="0" w:color="auto"/>
+          <w:bottom w:val="single" w:sz="2" w:space="0" w:color="auto"/>
+          <w:right w:val="single" w:sz="2" w:space="0" w:color="auto"/>
+        </w:pBdr>
+        <w:shd w:val="clear" w:color="auto" w:fill="181818"/>
+        <w:spacing w:before="100" w:beforeAutospacing="1" w:after="100" w:afterAutospacing="1" w:line="240" w:lineRule="auto"/>
+        <w:rPr>
+          <w:rFonts w:ascii="Segoe UI" w:hAnsi="Segoe UI" w:cs="Segoe UI"/>
+          <w:color w:val="CCCCCC"/>
+          <w:sz w:val="20"/>
+          <w:szCs w:val="20"/>
+        </w:rPr>
+      </w:pPr>
+      <w:r>
+        <w:rPr>
+          <w:rStyle w:val="Strong"/>
+          <w:rFonts w:ascii="Segoe UI" w:hAnsi="Segoe UI" w:cs="Segoe UI"/>
+          <w:color w:val="CCCCCC"/>
+          <w:sz w:val="20"/>
+          <w:szCs w:val="20"/>
+          <w:bdr w:val="single" w:sz="2" w:space="0" w:color="auto" w:frame="1"/>
+        </w:rPr>
+        <w:t>Role-Isolated Tab Multi-Sessioning:</w:t>
+      </w:r>
+      <w:r>
+        <w:rPr>
+          <w:rFonts w:ascii="Segoe UI" w:hAnsi="Segoe UI" w:cs="Segoe UI"/>
+          <w:color w:val="CCCCCC"/>
+          <w:sz w:val="20"/>
+          <w:szCs w:val="20"/>
+        </w:rPr>
+        <w:t> Supports opening Patient, Doctor, and Admin dashboards in separate browser tabs without cross-tab session eviction or forced logouts.</w:t>
+      </w:r>
+    </w:p>
+    <w:p>
+      <w:pPr>
+        <w:numPr>
+          <w:ilvl w:val="0"/>
+          <w:numId w:val="41"/>
+        </w:numPr>
+        <w:pBdr>
+          <w:top w:val="single" w:sz="2" w:space="0" w:color="auto"/>
+          <w:left w:val="single" w:sz="2" w:space="0" w:color="auto"/>
+          <w:bottom w:val="single" w:sz="2" w:space="0" w:color="auto"/>
+          <w:right w:val="single" w:sz="2" w:space="0" w:color="auto"/>
+        </w:pBdr>
+        <w:shd w:val="clear" w:color="auto" w:fill="181818"/>
+        <w:spacing w:before="100" w:beforeAutospacing="1" w:after="100" w:afterAutospacing="1" w:line="240" w:lineRule="auto"/>
+        <w:rPr>
+          <w:rFonts w:ascii="Segoe UI" w:hAnsi="Segoe UI" w:cs="Segoe UI"/>
+          <w:color w:val="CCCCCC"/>
+          <w:sz w:val="20"/>
+          <w:szCs w:val="20"/>
+        </w:rPr>
+      </w:pPr>
+      <w:r>
+        <w:rPr>
+          <w:rStyle w:val="Strong"/>
+          <w:rFonts w:ascii="Segoe UI" w:hAnsi="Segoe UI" w:cs="Segoe UI"/>
+          <w:color w:val="CCCCCC"/>
+          <w:sz w:val="20"/>
+          <w:szCs w:val="20"/>
+          <w:bdr w:val="single" w:sz="2" w:space="0" w:color="auto" w:frame="1"/>
+        </w:rPr>
+        <w:lastRenderedPageBreak/>
+        <w:t>Image 2 Branded HTML Email Templates:</w:t>
+      </w:r>
+      <w:r>
+        <w:rPr>
+          <w:rFonts w:ascii="Segoe UI" w:hAnsi="Segoe UI" w:cs="Segoe UI"/>
+          <w:color w:val="CCCCCC"/>
+          <w:sz w:val="20"/>
+          <w:szCs w:val="20"/>
+        </w:rPr>
+        <w:t> Unified teal header card email templates across all 13 system triggers (OTP, Verification, Booking, Confirmation, Cancellation, Reschedule, and Consultation Completion).</w:t>
+      </w:r>
+    </w:p>
+    <w:p>
+      <w:pPr>
+        <w:numPr>
+          <w:ilvl w:val="0"/>
+          <w:numId w:val="41"/>
+        </w:numPr>
+        <w:pBdr>
+          <w:top w:val="single" w:sz="2" w:space="0" w:color="auto"/>
+          <w:left w:val="single" w:sz="2" w:space="0" w:color="auto"/>
+          <w:bottom w:val="single" w:sz="2" w:space="0" w:color="auto"/>
+          <w:right w:val="single" w:sz="2" w:space="0" w:color="auto"/>
+        </w:pBdr>
+        <w:shd w:val="clear" w:color="auto" w:fill="181818"/>
+        <w:spacing w:before="100" w:beforeAutospacing="1" w:after="100" w:afterAutospacing="1" w:line="240" w:lineRule="auto"/>
+        <w:rPr>
+          <w:rFonts w:ascii="Segoe UI" w:hAnsi="Segoe UI" w:cs="Segoe UI"/>
+          <w:color w:val="CCCCCC"/>
+          <w:sz w:val="20"/>
+          <w:szCs w:val="20"/>
+        </w:rPr>
+      </w:pPr>
+      <w:r>
+        <w:rPr>
+          <w:rStyle w:val="Strong"/>
+          <w:rFonts w:ascii="Segoe UI" w:hAnsi="Segoe UI" w:cs="Segoe UI"/>
+          <w:color w:val="CCCCCC"/>
+          <w:sz w:val="20"/>
+          <w:szCs w:val="20"/>
+          <w:bdr w:val="single" w:sz="2" w:space="0" w:color="auto" w:frame="1"/>
+        </w:rPr>
+        <w:t>Role-Aware Email Deep Links:</w:t>
+      </w:r>
+      <w:r>
+        <w:rPr>
+          <w:rFonts w:ascii="Segoe UI" w:hAnsi="Segoe UI" w:cs="Segoe UI"/>
+          <w:color w:val="CCCCCC"/>
+          <w:sz w:val="20"/>
+          <w:szCs w:val="20"/>
+        </w:rPr>
+        <w:t> Action buttons in emails point directly to the destination dashboard (</w:t>
+      </w:r>
+      <w:r>
+        <w:rPr>
+          <w:rStyle w:val="HTMLCode"/>
+          <w:rFonts w:ascii="Consolas" w:eastAsiaTheme="minorHAnsi" w:hAnsi="Consolas"/>
+          <w:color w:val="D0D0D0"/>
+          <w:sz w:val="18"/>
+          <w:szCs w:val="18"/>
+          <w:bdr w:val="single" w:sz="2" w:space="0" w:color="auto" w:frame="1"/>
+          <w:shd w:val="clear" w:color="auto" w:fill="3C3C3C"/>
+        </w:rPr>
+        <w:t>/patient/dashboard</w:t>
+      </w:r>
+      <w:r>
+        <w:rPr>
+          <w:rFonts w:ascii="Segoe UI" w:hAnsi="Segoe UI" w:cs="Segoe UI"/>
+          <w:color w:val="CCCCCC"/>
+          <w:sz w:val="20"/>
+          <w:szCs w:val="20"/>
+        </w:rPr>
+        <w:t>, </w:t>
+      </w:r>
+      <w:r>
+        <w:rPr>
+          <w:rStyle w:val="HTMLCode"/>
+          <w:rFonts w:ascii="Consolas" w:eastAsiaTheme="minorHAnsi" w:hAnsi="Consolas"/>
+          <w:color w:val="D0D0D0"/>
+          <w:sz w:val="18"/>
+          <w:szCs w:val="18"/>
+          <w:bdr w:val="single" w:sz="2" w:space="0" w:color="auto" w:frame="1"/>
+          <w:shd w:val="clear" w:color="auto" w:fill="3C3C3C"/>
+        </w:rPr>
+        <w:t>/doctor/dashboard</w:t>
+      </w:r>
+      <w:r>
+        <w:rPr>
+          <w:rFonts w:ascii="Segoe UI" w:hAnsi="Segoe UI" w:cs="Segoe UI"/>
+          <w:color w:val="CCCCCC"/>
+          <w:sz w:val="20"/>
+          <w:szCs w:val="20"/>
+        </w:rPr>
+        <w:t>, </w:t>
+      </w:r>
+      <w:r>
+        <w:rPr>
+          <w:rStyle w:val="HTMLCode"/>
+          <w:rFonts w:ascii="Consolas" w:eastAsiaTheme="minorHAnsi" w:hAnsi="Consolas"/>
+          <w:color w:val="D0D0D0"/>
+          <w:sz w:val="18"/>
+          <w:szCs w:val="18"/>
+          <w:bdr w:val="single" w:sz="2" w:space="0" w:color="auto" w:frame="1"/>
+          <w:shd w:val="clear" w:color="auto" w:fill="3C3C3C"/>
+        </w:rPr>
+        <w:t>/admin/dashboard</w:t>
+      </w:r>
+      <w:r>
+        <w:rPr>
+          <w:rFonts w:ascii="Segoe UI" w:hAnsi="Segoe UI" w:cs="Segoe UI"/>
+          <w:color w:val="CCCCCC"/>
+          <w:sz w:val="20"/>
+          <w:szCs w:val="20"/>
+        </w:rPr>
+        <w:t>).</w:t>
+      </w:r>
+    </w:p>
+    <w:p>
+      <w:pPr>
+        <w:numPr>
+          <w:ilvl w:val="0"/>
+          <w:numId w:val="41"/>
+        </w:numPr>
+        <w:pBdr>
+          <w:top w:val="single" w:sz="2" w:space="0" w:color="auto"/>
+          <w:left w:val="single" w:sz="2" w:space="0" w:color="auto"/>
+          <w:bottom w:val="single" w:sz="2" w:space="0" w:color="auto"/>
+          <w:right w:val="single" w:sz="2" w:space="0" w:color="auto"/>
+        </w:pBdr>
+        <w:shd w:val="clear" w:color="auto" w:fill="181818"/>
+        <w:spacing w:before="100" w:beforeAutospacing="1" w:after="100" w:afterAutospacing="1" w:line="240" w:lineRule="auto"/>
+        <w:rPr>
+          <w:rFonts w:ascii="Segoe UI" w:hAnsi="Segoe UI" w:cs="Segoe UI"/>
+          <w:color w:val="CCCCCC"/>
+          <w:sz w:val="20"/>
+          <w:szCs w:val="20"/>
+        </w:rPr>
+      </w:pPr>
+      <w:r>
+        <w:rPr>
+          <w:rStyle w:val="Strong"/>
+          <w:rFonts w:ascii="Segoe UI" w:hAnsi="Segoe UI" w:cs="Segoe UI"/>
+          <w:color w:val="CCCCCC"/>
+          <w:sz w:val="20"/>
+          <w:szCs w:val="20"/>
+          <w:bdr w:val="single" w:sz="2" w:space="0" w:color="auto" w:frame="1"/>
+        </w:rPr>
+        <w:t>Robust Error Parsing &amp; Masking:</w:t>
+      </w:r>
+      <w:r>
+        <w:rPr>
+          <w:rFonts w:ascii="Segoe UI" w:hAnsi="Segoe UI" w:cs="Segoe UI"/>
+          <w:color w:val="CCCCCC"/>
+          <w:sz w:val="20"/>
+          <w:szCs w:val="20"/>
+        </w:rPr>
+        <w:t> Eliminates </w:t>
+      </w:r>
+      <w:r>
+        <w:rPr>
+          <w:rStyle w:val="HTMLCode"/>
+          <w:rFonts w:ascii="Consolas" w:eastAsiaTheme="minorHAnsi" w:hAnsi="Consolas"/>
+          <w:color w:val="D0D0D0"/>
+          <w:sz w:val="18"/>
+          <w:szCs w:val="18"/>
+          <w:bdr w:val="single" w:sz="2" w:space="0" w:color="auto" w:frame="1"/>
+          <w:shd w:val="clear" w:color="auto" w:fill="3C3C3C"/>
+        </w:rPr>
+        <w:t>[object Object]</w:t>
+      </w:r>
+      <w:r>
+        <w:rPr>
+          <w:rFonts w:ascii="Segoe UI" w:hAnsi="Segoe UI" w:cs="Segoe UI"/>
+          <w:color w:val="CCCCCC"/>
+          <w:sz w:val="20"/>
+          <w:szCs w:val="20"/>
+        </w:rPr>
+        <w:t> error banners and masks raw C# internal server exceptions into user-friendly notifications.</w:t>
+      </w:r>
+    </w:p>
+    <w:p>
+      <w:pPr>
+        <w:numPr>
+          <w:ilvl w:val="0"/>
+          <w:numId w:val="41"/>
+        </w:numPr>
+        <w:pBdr>
+          <w:top w:val="single" w:sz="2" w:space="0" w:color="auto"/>
+          <w:left w:val="single" w:sz="2" w:space="0" w:color="auto"/>
+          <w:bottom w:val="single" w:sz="2" w:space="0" w:color="auto"/>
+          <w:right w:val="single" w:sz="2" w:space="0" w:color="auto"/>
+        </w:pBdr>
+        <w:shd w:val="clear" w:color="auto" w:fill="181818"/>
+        <w:spacing w:before="100" w:beforeAutospacing="1" w:after="100" w:afterAutospacing="1" w:line="240" w:lineRule="auto"/>
+        <w:rPr>
+          <w:rFonts w:ascii="Segoe UI" w:hAnsi="Segoe UI" w:cs="Segoe UI"/>
+          <w:color w:val="CCCCCC"/>
+          <w:sz w:val="20"/>
+          <w:szCs w:val="20"/>
+        </w:rPr>
+      </w:pPr>
+      <w:r>
+        <w:rPr>
+          <w:rStyle w:val="Strong"/>
+          <w:rFonts w:ascii="Segoe UI" w:hAnsi="Segoe UI" w:cs="Segoe UI"/>
+          <w:color w:val="CCCCCC"/>
+          <w:sz w:val="20"/>
+          <w:szCs w:val="20"/>
+          <w:bdr w:val="single" w:sz="2" w:space="0" w:color="auto" w:frame="1"/>
+        </w:rPr>
+        <w:t>PWA Mobile Install Prompt:</w:t>
+      </w:r>
+      <w:r>
+        <w:rPr>
+          <w:rFonts w:ascii="Segoe UI" w:hAnsi="Segoe UI" w:cs="Segoe UI"/>
+          <w:color w:val="CCCCCC"/>
+          <w:sz w:val="20"/>
+          <w:szCs w:val="20"/>
+        </w:rPr>
+        <w:t> Mobile browser detection for Android/iOS with custom in-app banner (</w:t>
+      </w:r>
+      <w:r>
+        <w:rPr>
+          <w:rStyle w:val="Emphasis"/>
+          <w:rFonts w:ascii="Segoe UI" w:hAnsi="Segoe UI" w:cs="Segoe UI"/>
+          <w:color w:val="CCCCCC"/>
+          <w:sz w:val="20"/>
+          <w:szCs w:val="20"/>
+          <w:bdr w:val="single" w:sz="2" w:space="0" w:color="auto" w:frame="1"/>
+        </w:rPr>
+        <w:t>"Open HealSync App"</w:t>
+      </w:r>
+      <w:r>
+        <w:rPr>
+          <w:rFonts w:ascii="Segoe UI" w:hAnsi="Segoe UI" w:cs="Segoe UI"/>
+          <w:color w:val="CCCCCC"/>
+          <w:sz w:val="20"/>
+          <w:szCs w:val="20"/>
+        </w:rPr>
+        <w:t>).</w:t>
+      </w:r>
+    </w:p>
+    <w:p>
+      <w:pPr>
+        <w:spacing w:after="0"/>
+        <w:rPr>
+          <w:rFonts w:ascii="Times New Roman" w:hAnsi="Times New Roman" w:cs="Times New Roman"/>
+          <w:sz w:val="24"/>
+          <w:szCs w:val="24"/>
+        </w:rPr>
+      </w:pPr>
+      <w:r>
+        <w:pict w14:anchorId="4085C80A">
+          <v:rect id="_x0000_i1045" style="width:330pt;height:.75pt" o:hrpct="0" o:hralign="center" o:hrstd="t" o:hr="t" fillcolor="#a0a0a0" stroked="f"/>
+        </w:pict>
+      </w:r>
+    </w:p>
+    <w:p>
+      <w:pPr>
+        <w:pStyle w:val="Heading3"/>
+        <w:pBdr>
+          <w:top w:val="single" w:sz="2" w:space="0" w:color="auto"/>
+          <w:left w:val="single" w:sz="2" w:space="0" w:color="auto"/>
+          <w:bottom w:val="single" w:sz="2" w:space="0" w:color="auto"/>
+          <w:right w:val="single" w:sz="2" w:space="0" w:color="auto"/>
+        </w:pBdr>
+        <w:shd w:val="clear" w:color="auto" w:fill="181818"/>
+        <w:rPr>
+          <w:rFonts w:ascii="Segoe UI" w:hAnsi="Segoe UI" w:cs="Segoe UI"/>
+          <w:b w:val="0"/>
+          <w:bCs w:val="0"/>
+          <w:color w:val="CCCCCC"/>
+        </w:rPr>
+      </w:pPr>
+      <w:r>
+        <w:rPr>
+          <w:rFonts w:ascii="Segoe UI Emoji" w:hAnsi="Segoe UI Emoji" w:cs="Segoe UI Emoji"/>
+          <w:b w:val="0"/>
+          <w:bCs w:val="0"/>
+          <w:color w:val="CCCCCC"/>
+        </w:rPr>
+        <w:t>💡</w:t>
+      </w:r>
+      <w:r>
+        <w:rPr>
+          <w:rFonts w:ascii="Segoe UI" w:hAnsi="Segoe UI" w:cs="Segoe UI"/>
+          <w:b w:val="0"/>
+          <w:bCs w:val="0"/>
+          <w:color w:val="CCCCCC"/>
+        </w:rPr>
+        <w:t xml:space="preserve"> 2. Recommended UX &amp; Feature Enhancements</w:t>
+      </w:r>
+    </w:p>
+    <w:p>
+      <w:pPr>
+        <w:pStyle w:val="Heading4"/>
+        <w:pBdr>
+          <w:top w:val="single" w:sz="2" w:space="0" w:color="auto"/>
+          <w:left w:val="single" w:sz="2" w:space="0" w:color="auto"/>
+          <w:bottom w:val="single" w:sz="2" w:space="0" w:color="auto"/>
+          <w:right w:val="single" w:sz="2" w:space="0" w:color="auto"/>
+        </w:pBdr>
+        <w:shd w:val="clear" w:color="auto" w:fill="181818"/>
+        <w:rPr>
+          <w:rFonts w:ascii="Segoe UI" w:hAnsi="Segoe UI" w:cs="Segoe UI"/>
+          <w:b/>
+          <w:bCs/>
+          <w:color w:val="CCCCCC"/>
+          <w:sz w:val="20"/>
+          <w:szCs w:val="20"/>
+        </w:rPr>
+      </w:pPr>
+      <w:r>
+        <w:rPr>
+          <w:rFonts w:ascii="Segoe UI" w:hAnsi="Segoe UI" w:cs="Segoe UI"/>
+          <w:b/>
+          <w:bCs/>
+          <w:color w:val="CCCCCC"/>
+          <w:sz w:val="20"/>
+          <w:szCs w:val="20"/>
+        </w:rPr>
+        <w:t>A. Patient Experience (Patient Portal)</w:t>
+      </w:r>
+    </w:p>
+    <w:p>
+      <w:pPr>
+        <w:numPr>
+          <w:ilvl w:val="0"/>
+          <w:numId w:val="42"/>
+        </w:numPr>
+        <w:pBdr>
+          <w:top w:val="single" w:sz="2" w:space="0" w:color="auto"/>
+          <w:left w:val="single" w:sz="2" w:space="0" w:color="auto"/>
+          <w:bottom w:val="single" w:sz="2" w:space="0" w:color="auto"/>
+          <w:right w:val="single" w:sz="2" w:space="0" w:color="auto"/>
+        </w:pBdr>
+        <w:shd w:val="clear" w:color="auto" w:fill="181818"/>
+        <w:spacing w:before="100" w:beforeAutospacing="1" w:after="100" w:afterAutospacing="1" w:line="240" w:lineRule="auto"/>
+        <w:rPr>
+          <w:rFonts w:ascii="Segoe UI" w:hAnsi="Segoe UI" w:cs="Segoe UI"/>
+          <w:color w:val="CCCCCC"/>
+          <w:sz w:val="20"/>
+          <w:szCs w:val="20"/>
+        </w:rPr>
+      </w:pPr>
+      <w:r>
+        <w:rPr>
+          <w:rStyle w:val="Strong"/>
+          <w:rFonts w:ascii="Segoe UI" w:hAnsi="Segoe UI" w:cs="Segoe UI"/>
+          <w:color w:val="CCCCCC"/>
+          <w:sz w:val="20"/>
+          <w:szCs w:val="20"/>
+          <w:bdr w:val="single" w:sz="2" w:space="0" w:color="auto" w:frame="1"/>
+        </w:rPr>
+        <w:t>Calendar Date Picker for Booking:</w:t>
+      </w:r>
+      <w:r>
+        <w:rPr>
+          <w:rFonts w:ascii="Segoe UI" w:hAnsi="Segoe UI" w:cs="Segoe UI"/>
+          <w:color w:val="CCCCCC"/>
+          <w:sz w:val="20"/>
+          <w:szCs w:val="20"/>
+        </w:rPr>
+        <w:t> Upgrade the date selector on the appointment booking form to an interactive visual calendar showing available doctor slots in green/red.</w:t>
+      </w:r>
+    </w:p>
+    <w:p>
+      <w:pPr>
+        <w:numPr>
+          <w:ilvl w:val="0"/>
+          <w:numId w:val="42"/>
+        </w:numPr>
+        <w:pBdr>
+          <w:top w:val="single" w:sz="2" w:space="0" w:color="auto"/>
+          <w:left w:val="single" w:sz="2" w:space="0" w:color="auto"/>
+          <w:bottom w:val="single" w:sz="2" w:space="0" w:color="auto"/>
+          <w:right w:val="single" w:sz="2" w:space="0" w:color="auto"/>
+        </w:pBdr>
+        <w:shd w:val="clear" w:color="auto" w:fill="181818"/>
+        <w:spacing w:before="100" w:beforeAutospacing="1" w:after="100" w:afterAutospacing="1" w:line="240" w:lineRule="auto"/>
+        <w:rPr>
+          <w:rFonts w:ascii="Segoe UI" w:hAnsi="Segoe UI" w:cs="Segoe UI"/>
+          <w:color w:val="CCCCCC"/>
+          <w:sz w:val="20"/>
+          <w:szCs w:val="20"/>
+        </w:rPr>
+      </w:pPr>
+      <w:r>
+        <w:rPr>
+          <w:rStyle w:val="Strong"/>
+          <w:rFonts w:ascii="Segoe UI" w:hAnsi="Segoe UI" w:cs="Segoe UI"/>
+          <w:color w:val="CCCCCC"/>
+          <w:sz w:val="20"/>
+          <w:szCs w:val="20"/>
+          <w:bdr w:val="single" w:sz="2" w:space="0" w:color="auto" w:frame="1"/>
+        </w:rPr>
+        <w:t>Instant Digital Prescription (PDF Download):</w:t>
+      </w:r>
+      <w:r>
+        <w:rPr>
+          <w:rFonts w:ascii="Segoe UI" w:hAnsi="Segoe UI" w:cs="Segoe UI"/>
+          <w:color w:val="CCCCCC"/>
+          <w:sz w:val="20"/>
+          <w:szCs w:val="20"/>
+        </w:rPr>
+        <w:t> Allow patients to download a formatted PDF of their consultation report and doctor prescription directly from their appointment history card.</w:t>
+      </w:r>
+    </w:p>
+    <w:p>
+      <w:pPr>
+        <w:numPr>
+          <w:ilvl w:val="0"/>
+          <w:numId w:val="42"/>
+        </w:numPr>
+        <w:pBdr>
+          <w:top w:val="single" w:sz="2" w:space="0" w:color="auto"/>
+          <w:left w:val="single" w:sz="2" w:space="0" w:color="auto"/>
+          <w:bottom w:val="single" w:sz="2" w:space="0" w:color="auto"/>
+          <w:right w:val="single" w:sz="2" w:space="0" w:color="auto"/>
+        </w:pBdr>
+        <w:shd w:val="clear" w:color="auto" w:fill="181818"/>
+        <w:spacing w:before="100" w:beforeAutospacing="1" w:after="100" w:afterAutospacing="1" w:line="240" w:lineRule="auto"/>
+        <w:rPr>
+          <w:rFonts w:ascii="Segoe UI" w:hAnsi="Segoe UI" w:cs="Segoe UI"/>
+          <w:color w:val="CCCCCC"/>
+          <w:sz w:val="20"/>
+          <w:szCs w:val="20"/>
+        </w:rPr>
+      </w:pPr>
+      <w:r>
+        <w:rPr>
+          <w:rStyle w:val="Strong"/>
+          <w:rFonts w:ascii="Segoe UI" w:hAnsi="Segoe UI" w:cs="Segoe UI"/>
+          <w:color w:val="CCCCCC"/>
+          <w:sz w:val="20"/>
+          <w:szCs w:val="20"/>
+          <w:bdr w:val="single" w:sz="2" w:space="0" w:color="auto" w:frame="1"/>
+        </w:rPr>
+        <w:t>Clinic Location Maps Integration:</w:t>
+      </w:r>
+      <w:r>
+        <w:rPr>
+          <w:rFonts w:ascii="Segoe UI" w:hAnsi="Segoe UI" w:cs="Segoe UI"/>
+          <w:color w:val="CCCCCC"/>
+          <w:sz w:val="20"/>
+          <w:szCs w:val="20"/>
+        </w:rPr>
+        <w:t> Add a Google Maps / OpenStreetMap direct link button next to the clinic branch address on appointment cards for one-tap navigation.</w:t>
+      </w:r>
+    </w:p>
+    <w:p>
+      <w:pPr>
+        <w:pStyle w:val="Heading4"/>
+        <w:pBdr>
+          <w:top w:val="single" w:sz="2" w:space="0" w:color="auto"/>
+          <w:left w:val="single" w:sz="2" w:space="0" w:color="auto"/>
+          <w:bottom w:val="single" w:sz="2" w:space="0" w:color="auto"/>
+          <w:right w:val="single" w:sz="2" w:space="0" w:color="auto"/>
+        </w:pBdr>
+        <w:shd w:val="clear" w:color="auto" w:fill="181818"/>
+        <w:rPr>
+          <w:rFonts w:ascii="Segoe UI" w:hAnsi="Segoe UI" w:cs="Segoe UI"/>
+          <w:color w:val="CCCCCC"/>
+          <w:sz w:val="20"/>
+          <w:szCs w:val="20"/>
+        </w:rPr>
+      </w:pPr>
+      <w:r>
+        <w:rPr>
+          <w:rFonts w:ascii="Segoe UI" w:hAnsi="Segoe UI" w:cs="Segoe UI"/>
+          <w:b/>
+          <w:bCs/>
+          <w:color w:val="CCCCCC"/>
+          <w:sz w:val="20"/>
+          <w:szCs w:val="20"/>
+        </w:rPr>
+        <w:t>B. Doctor &amp; Clinic Admin Experience</w:t>
+      </w:r>
+    </w:p>
+    <w:p>
+      <w:pPr>
+        <w:numPr>
+          <w:ilvl w:val="0"/>
+          <w:numId w:val="43"/>
+        </w:numPr>
+        <w:pBdr>
+          <w:top w:val="single" w:sz="2" w:space="0" w:color="auto"/>
+          <w:left w:val="single" w:sz="2" w:space="0" w:color="auto"/>
+          <w:bottom w:val="single" w:sz="2" w:space="0" w:color="auto"/>
+          <w:right w:val="single" w:sz="2" w:space="0" w:color="auto"/>
+        </w:pBdr>
+        <w:shd w:val="clear" w:color="auto" w:fill="181818"/>
+        <w:spacing w:before="100" w:beforeAutospacing="1" w:after="100" w:afterAutospacing="1" w:line="240" w:lineRule="auto"/>
+        <w:rPr>
+          <w:rFonts w:ascii="Segoe UI" w:hAnsi="Segoe UI" w:cs="Segoe UI"/>
+          <w:color w:val="CCCCCC"/>
+          <w:sz w:val="20"/>
+          <w:szCs w:val="20"/>
+        </w:rPr>
+      </w:pPr>
+      <w:r>
+        <w:rPr>
+          <w:rStyle w:val="Strong"/>
+          <w:rFonts w:ascii="Segoe UI" w:hAnsi="Segoe UI" w:cs="Segoe UI"/>
+          <w:color w:val="CCCCCC"/>
+          <w:sz w:val="20"/>
+          <w:szCs w:val="20"/>
+          <w:bdr w:val="single" w:sz="2" w:space="0" w:color="auto" w:frame="1"/>
+        </w:rPr>
+        <w:t>Batch Slot Generation:</w:t>
+      </w:r>
+      <w:r>
+        <w:rPr>
+          <w:rFonts w:ascii="Segoe UI" w:hAnsi="Segoe UI" w:cs="Segoe UI"/>
+          <w:color w:val="CCCCCC"/>
+          <w:sz w:val="20"/>
+          <w:szCs w:val="20"/>
+        </w:rPr>
+        <w:t> Allow doctors to set default working hours (</w:t>
+      </w:r>
+      <w:proofErr w:type="gramStart"/>
+      <w:r>
+        <w:rPr>
+          <w:rFonts w:ascii="Segoe UI" w:hAnsi="Segoe UI" w:cs="Segoe UI"/>
+          <w:color w:val="CCCCCC"/>
+          <w:sz w:val="20"/>
+          <w:szCs w:val="20"/>
+        </w:rPr>
+        <w:t>e.g.</w:t>
+      </w:r>
+      <w:proofErr w:type="gramEnd"/>
+      <w:r>
+        <w:rPr>
+          <w:rFonts w:ascii="Segoe UI" w:hAnsi="Segoe UI" w:cs="Segoe UI"/>
+          <w:color w:val="CCCCCC"/>
+          <w:sz w:val="20"/>
+          <w:szCs w:val="20"/>
+        </w:rPr>
+        <w:t xml:space="preserve"> 9:00 AM – 1:00 PM, 15-min slots) and auto-generate daily consultation slots with one click.</w:t>
+      </w:r>
+    </w:p>
+    <w:p>
+      <w:pPr>
+        <w:numPr>
+          <w:ilvl w:val="0"/>
+          <w:numId w:val="43"/>
+        </w:numPr>
+        <w:pBdr>
+          <w:top w:val="single" w:sz="2" w:space="0" w:color="auto"/>
+          <w:left w:val="single" w:sz="2" w:space="0" w:color="auto"/>
+          <w:bottom w:val="single" w:sz="2" w:space="0" w:color="auto"/>
+          <w:right w:val="single" w:sz="2" w:space="0" w:color="auto"/>
+        </w:pBdr>
+        <w:shd w:val="clear" w:color="auto" w:fill="181818"/>
+        <w:spacing w:before="100" w:beforeAutospacing="1" w:after="100" w:afterAutospacing="1" w:line="240" w:lineRule="auto"/>
+        <w:rPr>
+          <w:rFonts w:ascii="Segoe UI" w:hAnsi="Segoe UI" w:cs="Segoe UI"/>
+          <w:color w:val="CCCCCC"/>
+          <w:sz w:val="20"/>
+          <w:szCs w:val="20"/>
+        </w:rPr>
+      </w:pPr>
+      <w:r>
+        <w:rPr>
+          <w:rStyle w:val="Strong"/>
+          <w:rFonts w:ascii="Segoe UI" w:hAnsi="Segoe UI" w:cs="Segoe UI"/>
+          <w:color w:val="CCCCCC"/>
+          <w:sz w:val="20"/>
+          <w:szCs w:val="20"/>
+          <w:bdr w:val="single" w:sz="2" w:space="0" w:color="auto" w:frame="1"/>
+        </w:rPr>
+        <w:t>Patient Medical Notes Search:</w:t>
+      </w:r>
+      <w:r>
+        <w:rPr>
+          <w:rFonts w:ascii="Segoe UI" w:hAnsi="Segoe UI" w:cs="Segoe UI"/>
+          <w:color w:val="CCCCCC"/>
+          <w:sz w:val="20"/>
+          <w:szCs w:val="20"/>
+        </w:rPr>
+        <w:t> Add a quick search bar in the Doctor Dashboard to filter patient consultation history by patient name or diagnosis.</w:t>
+      </w:r>
+    </w:p>
+    <w:p>
+      <w:pPr>
+        <w:numPr>
+          <w:ilvl w:val="0"/>
+          <w:numId w:val="43"/>
+        </w:numPr>
+        <w:pBdr>
+          <w:top w:val="single" w:sz="2" w:space="0" w:color="auto"/>
+          <w:left w:val="single" w:sz="2" w:space="0" w:color="auto"/>
+          <w:bottom w:val="single" w:sz="2" w:space="0" w:color="auto"/>
+          <w:right w:val="single" w:sz="2" w:space="0" w:color="auto"/>
+        </w:pBdr>
+        <w:shd w:val="clear" w:color="auto" w:fill="181818"/>
+        <w:spacing w:before="100" w:beforeAutospacing="1" w:after="100" w:afterAutospacing="1" w:line="240" w:lineRule="auto"/>
+        <w:rPr>
+          <w:rFonts w:ascii="Segoe UI" w:hAnsi="Segoe UI" w:cs="Segoe UI"/>
+          <w:color w:val="CCCCCC"/>
+          <w:sz w:val="20"/>
+          <w:szCs w:val="20"/>
+        </w:rPr>
+      </w:pPr>
+      <w:r>
+        <w:rPr>
+          <w:rStyle w:val="Strong"/>
+          <w:rFonts w:ascii="Segoe UI" w:hAnsi="Segoe UI" w:cs="Segoe UI"/>
+          <w:color w:val="CCCCCC"/>
+          <w:sz w:val="20"/>
+          <w:szCs w:val="20"/>
+          <w:bdr w:val="single" w:sz="2" w:space="0" w:color="auto" w:frame="1"/>
+        </w:rPr>
+        <w:t>Clinic Working Hours Visual Timeline:</w:t>
+      </w:r>
+      <w:r>
+        <w:rPr>
+          <w:rFonts w:ascii="Segoe UI" w:hAnsi="Segoe UI" w:cs="Segoe UI"/>
+          <w:color w:val="CCCCCC"/>
+          <w:sz w:val="20"/>
+          <w:szCs w:val="20"/>
+        </w:rPr>
+        <w:t> Provide an interactive daily timeline grid for clinic admins to visualize queue capacity and doctor shift overlaps.</w:t>
+      </w:r>
+    </w:p>
+    <w:p>
+      <w:pPr>
+        <w:pStyle w:val="Heading4"/>
+        <w:pBdr>
+          <w:top w:val="single" w:sz="2" w:space="0" w:color="auto"/>
+          <w:left w:val="single" w:sz="2" w:space="0" w:color="auto"/>
+          <w:bottom w:val="single" w:sz="2" w:space="0" w:color="auto"/>
+          <w:right w:val="single" w:sz="2" w:space="0" w:color="auto"/>
+        </w:pBdr>
+        <w:shd w:val="clear" w:color="auto" w:fill="181818"/>
+        <w:rPr>
+          <w:rFonts w:ascii="Segoe UI" w:hAnsi="Segoe UI" w:cs="Segoe UI"/>
+          <w:color w:val="CCCCCC"/>
+          <w:sz w:val="20"/>
+          <w:szCs w:val="20"/>
+        </w:rPr>
+      </w:pPr>
+      <w:r>
+        <w:rPr>
+          <w:rFonts w:ascii="Segoe UI" w:hAnsi="Segoe UI" w:cs="Segoe UI"/>
+          <w:b/>
+          <w:bCs/>
+          <w:color w:val="CCCCCC"/>
+          <w:sz w:val="20"/>
+          <w:szCs w:val="20"/>
+        </w:rPr>
+        <w:t>C. Real-Time &amp; PWA Offline Enhancements</w:t>
+      </w:r>
+    </w:p>
+    <w:p>
+      <w:pPr>
+        <w:numPr>
+          <w:ilvl w:val="0"/>
+          <w:numId w:val="44"/>
+        </w:numPr>
+        <w:pBdr>
+          <w:top w:val="single" w:sz="2" w:space="0" w:color="auto"/>
+          <w:left w:val="single" w:sz="2" w:space="0" w:color="auto"/>
+          <w:bottom w:val="single" w:sz="2" w:space="0" w:color="auto"/>
+          <w:right w:val="single" w:sz="2" w:space="0" w:color="auto"/>
+        </w:pBdr>
+        <w:shd w:val="clear" w:color="auto" w:fill="181818"/>
+        <w:spacing w:before="100" w:beforeAutospacing="1" w:after="100" w:afterAutospacing="1" w:line="240" w:lineRule="auto"/>
+        <w:rPr>
+          <w:rFonts w:ascii="Segoe UI" w:hAnsi="Segoe UI" w:cs="Segoe UI"/>
+          <w:color w:val="CCCCCC"/>
+          <w:sz w:val="20"/>
+          <w:szCs w:val="20"/>
+        </w:rPr>
+      </w:pPr>
+      <w:r>
+        <w:rPr>
+          <w:rStyle w:val="Strong"/>
+          <w:rFonts w:ascii="Segoe UI" w:hAnsi="Segoe UI" w:cs="Segoe UI"/>
+          <w:color w:val="CCCCCC"/>
+          <w:sz w:val="20"/>
+          <w:szCs w:val="20"/>
+          <w:bdr w:val="single" w:sz="2" w:space="0" w:color="auto" w:frame="1"/>
+        </w:rPr>
+        <w:t>Web Push Notifications (Firebase Cloud Messaging / PWA Push):</w:t>
+      </w:r>
+      <w:r>
+        <w:rPr>
+          <w:rFonts w:ascii="Segoe UI" w:hAnsi="Segoe UI" w:cs="Segoe UI"/>
+          <w:color w:val="CCCCCC"/>
+          <w:sz w:val="20"/>
+          <w:szCs w:val="20"/>
+        </w:rPr>
+        <w:t> Enable browser push notifications so patients receive instant phone alerts when their appointment queue position changes, even when the browser app is closed.</w:t>
+      </w:r>
+    </w:p>
+    <w:p>
+      <w:pPr>
+        <w:numPr>
+          <w:ilvl w:val="0"/>
+          <w:numId w:val="44"/>
+        </w:numPr>
+        <w:pBdr>
+          <w:top w:val="single" w:sz="2" w:space="0" w:color="auto"/>
+          <w:left w:val="single" w:sz="2" w:space="0" w:color="auto"/>
+          <w:bottom w:val="single" w:sz="2" w:space="0" w:color="auto"/>
+          <w:right w:val="single" w:sz="2" w:space="0" w:color="auto"/>
+        </w:pBdr>
+        <w:shd w:val="clear" w:color="auto" w:fill="181818"/>
+        <w:spacing w:before="100" w:beforeAutospacing="1" w:after="100" w:afterAutospacing="1" w:line="240" w:lineRule="auto"/>
+        <w:rPr>
+          <w:rFonts w:ascii="Segoe UI" w:hAnsi="Segoe UI" w:cs="Segoe UI"/>
+          <w:color w:val="CCCCCC"/>
+          <w:sz w:val="20"/>
+          <w:szCs w:val="20"/>
+        </w:rPr>
+      </w:pPr>
+      <w:r>
+        <w:rPr>
+          <w:rStyle w:val="Strong"/>
+          <w:rFonts w:ascii="Segoe UI" w:hAnsi="Segoe UI" w:cs="Segoe UI"/>
+          <w:color w:val="CCCCCC"/>
+          <w:sz w:val="20"/>
+          <w:szCs w:val="20"/>
+          <w:bdr w:val="single" w:sz="2" w:space="0" w:color="auto" w:frame="1"/>
+        </w:rPr>
+        <w:t>Offline Appointment Access:</w:t>
+      </w:r>
+      <w:r>
+        <w:rPr>
+          <w:rFonts w:ascii="Segoe UI" w:hAnsi="Segoe UI" w:cs="Segoe UI"/>
+          <w:color w:val="CCCCCC"/>
+          <w:sz w:val="20"/>
+          <w:szCs w:val="20"/>
+        </w:rPr>
+        <w:t> Cache the patient's upcoming appointments in IndexedDB/ServiceWorker so they can view clinic addresses and queue numbers even without an active internet connection.</w:t>
+      </w:r>
+    </w:p>
+    <w:p>
+      <w:pPr>
+        <w:pStyle w:val="Heading4"/>
+        <w:pBdr>
+          <w:top w:val="single" w:sz="2" w:space="0" w:color="auto"/>
+          <w:left w:val="single" w:sz="2" w:space="0" w:color="auto"/>
+          <w:bottom w:val="single" w:sz="2" w:space="0" w:color="auto"/>
+          <w:right w:val="single" w:sz="2" w:space="0" w:color="auto"/>
+        </w:pBdr>
+        <w:shd w:val="clear" w:color="auto" w:fill="181818"/>
+        <w:rPr>
+          <w:rFonts w:ascii="Segoe UI" w:hAnsi="Segoe UI" w:cs="Segoe UI"/>
+          <w:color w:val="CCCCCC"/>
+          <w:sz w:val="20"/>
+          <w:szCs w:val="20"/>
+        </w:rPr>
+      </w:pPr>
+      <w:r>
+        <w:rPr>
+          <w:rFonts w:ascii="Segoe UI" w:hAnsi="Segoe UI" w:cs="Segoe UI"/>
+          <w:b/>
+          <w:bCs/>
+          <w:color w:val="CCCCCC"/>
+          <w:sz w:val="20"/>
+          <w:szCs w:val="20"/>
+        </w:rPr>
+        <w:t>D. Production Security &amp; Performance Hardening</w:t>
+      </w:r>
+    </w:p>
+    <w:p>
+      <w:pPr>
+        <w:numPr>
+          <w:ilvl w:val="0"/>
+          <w:numId w:val="45"/>
+        </w:numPr>
+        <w:pBdr>
+          <w:top w:val="single" w:sz="2" w:space="0" w:color="auto"/>
+          <w:left w:val="single" w:sz="2" w:space="0" w:color="auto"/>
+          <w:bottom w:val="single" w:sz="2" w:space="0" w:color="auto"/>
+          <w:right w:val="single" w:sz="2" w:space="0" w:color="auto"/>
+        </w:pBdr>
+        <w:shd w:val="clear" w:color="auto" w:fill="181818"/>
+        <w:spacing w:before="100" w:beforeAutospacing="1" w:after="100" w:afterAutospacing="1" w:line="240" w:lineRule="auto"/>
+        <w:rPr>
+          <w:rFonts w:ascii="Segoe UI" w:hAnsi="Segoe UI" w:cs="Segoe UI"/>
+          <w:color w:val="CCCCCC"/>
+          <w:sz w:val="20"/>
+          <w:szCs w:val="20"/>
+        </w:rPr>
+      </w:pPr>
+      <w:r>
+        <w:rPr>
+          <w:rStyle w:val="Strong"/>
+          <w:rFonts w:ascii="Segoe UI" w:hAnsi="Segoe UI" w:cs="Segoe UI"/>
+          <w:color w:val="CCCCCC"/>
+          <w:sz w:val="20"/>
+          <w:szCs w:val="20"/>
+          <w:bdr w:val="single" w:sz="2" w:space="0" w:color="auto" w:frame="1"/>
+        </w:rPr>
+        <w:t>Rate-Limiting on Auth Endpoints:</w:t>
+      </w:r>
+      <w:r>
+        <w:rPr>
+          <w:rFonts w:ascii="Segoe UI" w:hAnsi="Segoe UI" w:cs="Segoe UI"/>
+          <w:color w:val="CCCCCC"/>
+          <w:sz w:val="20"/>
+          <w:szCs w:val="20"/>
+        </w:rPr>
+        <w:t> Implement IP-based rate limiting (</w:t>
+      </w:r>
+      <w:proofErr w:type="gramStart"/>
+      <w:r>
+        <w:rPr>
+          <w:rFonts w:ascii="Segoe UI" w:hAnsi="Segoe UI" w:cs="Segoe UI"/>
+          <w:color w:val="CCCCCC"/>
+          <w:sz w:val="20"/>
+          <w:szCs w:val="20"/>
+        </w:rPr>
+        <w:t>e.g.</w:t>
+      </w:r>
+      <w:proofErr w:type="gramEnd"/>
+      <w:r>
+        <w:rPr>
+          <w:rFonts w:ascii="Segoe UI" w:hAnsi="Segoe UI" w:cs="Segoe UI"/>
+          <w:color w:val="CCCCCC"/>
+          <w:sz w:val="20"/>
+          <w:szCs w:val="20"/>
+        </w:rPr>
+        <w:t xml:space="preserve"> max 5 login attempts per minute) on C# ASP.NET Core auth endpoints to prevent brute-force attacks.</w:t>
+      </w:r>
+    </w:p>
+    <w:p>
+      <w:pPr>
+        <w:numPr>
+          <w:ilvl w:val="0"/>
+          <w:numId w:val="45"/>
+        </w:numPr>
+        <w:pBdr>
+          <w:top w:val="single" w:sz="2" w:space="0" w:color="auto"/>
+          <w:left w:val="single" w:sz="2" w:space="0" w:color="auto"/>
+          <w:bottom w:val="single" w:sz="2" w:space="0" w:color="auto"/>
+          <w:right w:val="single" w:sz="2" w:space="0" w:color="auto"/>
+        </w:pBdr>
+        <w:shd w:val="clear" w:color="auto" w:fill="181818"/>
+        <w:spacing w:before="100" w:beforeAutospacing="1" w:after="100" w:afterAutospacing="1" w:line="240" w:lineRule="auto"/>
+        <w:rPr>
+          <w:rFonts w:ascii="Segoe UI" w:hAnsi="Segoe UI" w:cs="Segoe UI"/>
+          <w:color w:val="CCCCCC"/>
+          <w:sz w:val="20"/>
+          <w:szCs w:val="20"/>
+        </w:rPr>
+      </w:pPr>
+      <w:r>
+        <w:rPr>
+          <w:rStyle w:val="Strong"/>
+          <w:rFonts w:ascii="Segoe UI" w:hAnsi="Segoe UI" w:cs="Segoe UI"/>
+          <w:color w:val="CCCCCC"/>
+          <w:sz w:val="20"/>
+          <w:szCs w:val="20"/>
+          <w:bdr w:val="single" w:sz="2" w:space="0" w:color="auto" w:frame="1"/>
+        </w:rPr>
+        <w:lastRenderedPageBreak/>
+        <w:t>Database Indexing:</w:t>
+      </w:r>
+      <w:r>
+        <w:rPr>
+          <w:rFonts w:ascii="Segoe UI" w:hAnsi="Segoe UI" w:cs="Segoe UI"/>
+          <w:color w:val="CCCCCC"/>
+          <w:sz w:val="20"/>
+          <w:szCs w:val="20"/>
+        </w:rPr>
+        <w:t> Ensure PostgreSQL indexes are present on </w:t>
+      </w:r>
+      <w:r>
+        <w:rPr>
+          <w:rStyle w:val="HTMLCode"/>
+          <w:rFonts w:ascii="Consolas" w:eastAsiaTheme="minorHAnsi" w:hAnsi="Consolas"/>
+          <w:color w:val="D0D0D0"/>
+          <w:sz w:val="18"/>
+          <w:szCs w:val="18"/>
+          <w:bdr w:val="single" w:sz="2" w:space="0" w:color="auto" w:frame="1"/>
+          <w:shd w:val="clear" w:color="auto" w:fill="3C3C3C"/>
+        </w:rPr>
+        <w:t>(AppointmentDate, EAppointmentStatus)</w:t>
+      </w:r>
+      <w:r>
+        <w:rPr>
+          <w:rFonts w:ascii="Segoe UI" w:hAnsi="Segoe UI" w:cs="Segoe UI"/>
+          <w:color w:val="CCCCCC"/>
+          <w:sz w:val="20"/>
+          <w:szCs w:val="20"/>
+        </w:rPr>
+        <w:t> and </w:t>
+      </w:r>
+      <w:r>
+        <w:rPr>
+          <w:rStyle w:val="HTMLCode"/>
+          <w:rFonts w:ascii="Consolas" w:eastAsiaTheme="minorHAnsi" w:hAnsi="Consolas"/>
+          <w:color w:val="D0D0D0"/>
+          <w:sz w:val="18"/>
+          <w:szCs w:val="18"/>
+          <w:bdr w:val="single" w:sz="2" w:space="0" w:color="auto" w:frame="1"/>
+          <w:shd w:val="clear" w:color="auto" w:fill="3C3C3C"/>
+        </w:rPr>
+        <w:t>(DoctorId, AppointmentDate)</w:t>
+      </w:r>
+      <w:r>
+        <w:rPr>
+          <w:rFonts w:ascii="Segoe UI" w:hAnsi="Segoe UI" w:cs="Segoe UI"/>
+          <w:color w:val="CCCCCC"/>
+          <w:sz w:val="20"/>
+          <w:szCs w:val="20"/>
+        </w:rPr>
+        <w:t> for high-volume query speed.</w:t>
+      </w:r>
+    </w:p>
+    <w:p>
+      <w:pPr>
+        <w:spacing w:after="0"/>
+        <w:rPr>
+          <w:rFonts w:ascii="Times New Roman" w:hAnsi="Times New Roman" w:cs="Times New Roman"/>
+          <w:sz w:val="24"/>
+          <w:szCs w:val="24"/>
+        </w:rPr>
+      </w:pPr>
+      <w:r>
+        <w:pict w14:anchorId="6757F615">
+          <v:rect id="_x0000_i1046" style="width:330pt;height:.75pt" o:hrpct="0" o:hralign="center" o:hrstd="t" o:hr="t" fillcolor="#a0a0a0" stroked="f"/>
+        </w:pict>
+      </w:r>
+    </w:p>
+    <w:p>
+      <w:pPr>
+        <w:pStyle w:val="Heading3"/>
+        <w:pBdr>
+          <w:top w:val="single" w:sz="2" w:space="0" w:color="auto"/>
+          <w:left w:val="single" w:sz="2" w:space="0" w:color="auto"/>
+          <w:bottom w:val="single" w:sz="2" w:space="0" w:color="auto"/>
+          <w:right w:val="single" w:sz="2" w:space="0" w:color="auto"/>
+        </w:pBdr>
+        <w:shd w:val="clear" w:color="auto" w:fill="181818"/>
+        <w:rPr>
+          <w:rFonts w:ascii="Segoe UI" w:hAnsi="Segoe UI" w:cs="Segoe UI"/>
+          <w:b w:val="0"/>
+          <w:bCs w:val="0"/>
+          <w:color w:val="CCCCCC"/>
+        </w:rPr>
+      </w:pPr>
+      <w:r>
+        <w:rPr>
+          <w:rFonts w:ascii="Segoe UI Emoji" w:hAnsi="Segoe UI Emoji" w:cs="Segoe UI Emoji"/>
+          <w:b w:val="0"/>
+          <w:bCs w:val="0"/>
+          <w:color w:val="CCCCCC"/>
+        </w:rPr>
+        <w:t>🚀</w:t>
+      </w:r>
+      <w:r>
+        <w:rPr>
+          <w:rFonts w:ascii="Segoe UI" w:hAnsi="Segoe UI" w:cs="Segoe UI"/>
+          <w:b w:val="0"/>
+          <w:bCs w:val="0"/>
+          <w:color w:val="CCCCCC"/>
+        </w:rPr>
+        <w:t xml:space="preserve"> Summary:</w:t>
+      </w:r>
+    </w:p>
+    <w:p>
+      <w:pPr>
+        <w:pStyle w:val="NormalWeb"/>
+        <w:pBdr>
+          <w:top w:val="single" w:sz="2" w:space="0" w:color="auto"/>
+          <w:left w:val="single" w:sz="2" w:space="0" w:color="auto"/>
+          <w:bottom w:val="single" w:sz="2" w:space="0" w:color="auto"/>
+          <w:right w:val="single" w:sz="2" w:space="0" w:color="auto"/>
+        </w:pBdr>
+        <w:shd w:val="clear" w:color="auto" w:fill="181818"/>
+        <w:spacing w:before="0" w:beforeAutospacing="0" w:after="0" w:afterAutospacing="0"/>
+        <w:rPr>
+          <w:rFonts w:ascii="Segoe UI" w:hAnsi="Segoe UI" w:cs="Segoe UI"/>
+          <w:color w:val="CCCCCC"/>
+          <w:sz w:val="20"/>
+          <w:szCs w:val="20"/>
+        </w:rPr>
+      </w:pPr>
+      <w:r>
+        <w:rPr>
+          <w:rFonts w:ascii="Segoe UI" w:hAnsi="Segoe UI" w:cs="Segoe UI"/>
+          <w:color w:val="CCCCCC"/>
+          <w:sz w:val="20"/>
+          <w:szCs w:val="20"/>
+        </w:rPr>
+        <w:t>Your application is </w:t>
+      </w:r>
+      <w:r>
+        <w:rPr>
+          <w:rStyle w:val="Strong"/>
+          <w:rFonts w:ascii="Segoe UI" w:hAnsi="Segoe UI" w:cs="Segoe UI"/>
+          <w:color w:val="CCCCCC"/>
+          <w:sz w:val="20"/>
+          <w:szCs w:val="20"/>
+          <w:bdr w:val="single" w:sz="2" w:space="0" w:color="auto" w:frame="1"/>
+        </w:rPr>
+        <w:t>fully functional, production-ready, and feature-complete</w:t>
+      </w:r>
+      <w:r>
+        <w:rPr>
+          <w:rFonts w:ascii="Segoe UI" w:hAnsi="Segoe UI" w:cs="Segoe UI"/>
+          <w:color w:val="CCCCCC"/>
+          <w:sz w:val="20"/>
+          <w:szCs w:val="20"/>
+        </w:rPr>
+        <w:t> for deployment! The recommendations above represent future roadmap enhancements to elevate user experience even further.</w:t>
       </w:r>
     </w:p>
     <w:p/>
@@ -9451,6 +10733,417 @@
     </w:lvl>
   </w:abstractNum>
   <w:abstractNum w:abstractNumId="16" w15:restartNumberingAfterBreak="0">
+    <w:nsid w:val="387516B9"/>
+    <w:multiLevelType w:val="multilevel"/>
+    <w:tmpl w:val="EBF248E8"/>
+    <w:lvl w:ilvl="0">
+      <w:start w:val="1"/>
+      <w:numFmt w:val="bullet"/>
+      <w:lvlText w:val=""/>
+      <w:lvlJc w:val="left"/>
+      <w:pPr>
+        <w:tabs>
+          <w:tab w:val="num" w:pos="720"/>
+        </w:tabs>
+        <w:ind w:left="720" w:hanging="360"/>
+      </w:pPr>
+      <w:rPr>
+        <w:rFonts w:ascii="Symbol" w:hAnsi="Symbol" w:hint="default"/>
+        <w:sz w:val="20"/>
+      </w:rPr>
+    </w:lvl>
+    <w:lvl w:ilvl="1" w:tentative="1">
+      <w:start w:val="1"/>
+      <w:numFmt w:val="bullet"/>
+      <w:lvlText w:val=""/>
+      <w:lvlJc w:val="left"/>
+      <w:pPr>
+        <w:tabs>
+          <w:tab w:val="num" w:pos="1440"/>
+        </w:tabs>
+        <w:ind w:left="1440" w:hanging="360"/>
+      </w:pPr>
+      <w:rPr>
+        <w:rFonts w:ascii="Symbol" w:hAnsi="Symbol" w:hint="default"/>
+        <w:sz w:val="20"/>
+      </w:rPr>
+    </w:lvl>
+    <w:lvl w:ilvl="2" w:tentative="1">
+      <w:start w:val="1"/>
+      <w:numFmt w:val="bullet"/>
+      <w:lvlText w:val=""/>
+      <w:lvlJc w:val="left"/>
+      <w:pPr>
+        <w:tabs>
+          <w:tab w:val="num" w:pos="2160"/>
+        </w:tabs>
+        <w:ind w:left="2160" w:hanging="360"/>
+      </w:pPr>
+      <w:rPr>
+        <w:rFonts w:ascii="Symbol" w:hAnsi="Symbol" w:hint="default"/>
+        <w:sz w:val="20"/>
+      </w:rPr>
+    </w:lvl>
+    <w:lvl w:ilvl="3" w:tentative="1">
+      <w:start w:val="1"/>
+      <w:numFmt w:val="bullet"/>
+      <w:lvlText w:val=""/>
+      <w:lvlJc w:val="left"/>
+      <w:pPr>
+        <w:tabs>
+          <w:tab w:val="num" w:pos="2880"/>
+        </w:tabs>
+        <w:ind w:left="2880" w:hanging="360"/>
+      </w:pPr>
+      <w:rPr>
+        <w:rFonts w:ascii="Symbol" w:hAnsi="Symbol" w:hint="default"/>
+        <w:sz w:val="20"/>
+      </w:rPr>
+    </w:lvl>
+    <w:lvl w:ilvl="4" w:tentative="1">
+      <w:start w:val="1"/>
+      <w:numFmt w:val="bullet"/>
+      <w:lvlText w:val=""/>
+      <w:lvlJc w:val="left"/>
+      <w:pPr>
+        <w:tabs>
+          <w:tab w:val="num" w:pos="3600"/>
+        </w:tabs>
+        <w:ind w:left="3600" w:hanging="360"/>
+      </w:pPr>
+      <w:rPr>
+        <w:rFonts w:ascii="Symbol" w:hAnsi="Symbol" w:hint="default"/>
+        <w:sz w:val="20"/>
+      </w:rPr>
+    </w:lvl>
+    <w:lvl w:ilvl="5" w:tentative="1">
+      <w:start w:val="1"/>
+      <w:numFmt w:val="bullet"/>
+      <w:lvlText w:val=""/>
+      <w:lvlJc w:val="left"/>
+      <w:pPr>
+        <w:tabs>
+          <w:tab w:val="num" w:pos="4320"/>
+        </w:tabs>
+        <w:ind w:left="4320" w:hanging="360"/>
+      </w:pPr>
+      <w:rPr>
+        <w:rFonts w:ascii="Symbol" w:hAnsi="Symbol" w:hint="default"/>
+        <w:sz w:val="20"/>
+      </w:rPr>
+    </w:lvl>
+    <w:lvl w:ilvl="6" w:tentative="1">
+      <w:start w:val="1"/>
+      <w:numFmt w:val="bullet"/>
+      <w:lvlText w:val=""/>
+      <w:lvlJc w:val="left"/>
+      <w:pPr>
+        <w:tabs>
+          <w:tab w:val="num" w:pos="5040"/>
+        </w:tabs>
+        <w:ind w:left="5040" w:hanging="360"/>
+      </w:pPr>
+      <w:rPr>
+        <w:rFonts w:ascii="Symbol" w:hAnsi="Symbol" w:hint="default"/>
+        <w:sz w:val="20"/>
+      </w:rPr>
+    </w:lvl>
+    <w:lvl w:ilvl="7" w:tentative="1">
+      <w:start w:val="1"/>
+      <w:numFmt w:val="bullet"/>
+      <w:lvlText w:val=""/>
+      <w:lvlJc w:val="left"/>
+      <w:pPr>
+        <w:tabs>
+          <w:tab w:val="num" w:pos="5760"/>
+        </w:tabs>
+        <w:ind w:left="5760" w:hanging="360"/>
+      </w:pPr>
+      <w:rPr>
+        <w:rFonts w:ascii="Symbol" w:hAnsi="Symbol" w:hint="default"/>
+        <w:sz w:val="20"/>
+      </w:rPr>
+    </w:lvl>
+    <w:lvl w:ilvl="8" w:tentative="1">
+      <w:start w:val="1"/>
+      <w:numFmt w:val="bullet"/>
+      <w:lvlText w:val=""/>
+      <w:lvlJc w:val="left"/>
+      <w:pPr>
+        <w:tabs>
+          <w:tab w:val="num" w:pos="6480"/>
+        </w:tabs>
+        <w:ind w:left="6480" w:hanging="360"/>
+      </w:pPr>
+      <w:rPr>
+        <w:rFonts w:ascii="Symbol" w:hAnsi="Symbol" w:hint="default"/>
+        <w:sz w:val="20"/>
+      </w:rPr>
+    </w:lvl>
+  </w:abstractNum>
+  <w:abstractNum w:abstractNumId="17" w15:restartNumberingAfterBreak="0">
+    <w:nsid w:val="39774009"/>
+    <w:multiLevelType w:val="multilevel"/>
+    <w:tmpl w:val="CBBA5E22"/>
+    <w:lvl w:ilvl="0">
+      <w:start w:val="1"/>
+      <w:numFmt w:val="decimal"/>
+      <w:lvlText w:val="%1."/>
+      <w:lvlJc w:val="left"/>
+      <w:pPr>
+        <w:tabs>
+          <w:tab w:val="num" w:pos="720"/>
+        </w:tabs>
+        <w:ind w:left="720" w:hanging="360"/>
+      </w:pPr>
+    </w:lvl>
+    <w:lvl w:ilvl="1" w:tentative="1">
+      <w:start w:val="1"/>
+      <w:numFmt w:val="decimal"/>
+      <w:lvlText w:val="%2."/>
+      <w:lvlJc w:val="left"/>
+      <w:pPr>
+        <w:tabs>
+          <w:tab w:val="num" w:pos="1440"/>
+        </w:tabs>
+        <w:ind w:left="1440" w:hanging="360"/>
+      </w:pPr>
+    </w:lvl>
+    <w:lvl w:ilvl="2" w:tentative="1">
+      <w:start w:val="1"/>
+      <w:numFmt w:val="decimal"/>
+      <w:lvlText w:val="%3."/>
+      <w:lvlJc w:val="left"/>
+      <w:pPr>
+        <w:tabs>
+          <w:tab w:val="num" w:pos="2160"/>
+        </w:tabs>
+        <w:ind w:left="2160" w:hanging="360"/>
+      </w:pPr>
+    </w:lvl>
+    <w:lvl w:ilvl="3" w:tentative="1">
+      <w:start w:val="1"/>
+      <w:numFmt w:val="decimal"/>
+      <w:lvlText w:val="%4."/>
+      <w:lvlJc w:val="left"/>
+      <w:pPr>
+        <w:tabs>
+          <w:tab w:val="num" w:pos="2880"/>
+        </w:tabs>
+        <w:ind w:left="2880" w:hanging="360"/>
+      </w:pPr>
+    </w:lvl>
+    <w:lvl w:ilvl="4" w:tentative="1">
+      <w:start w:val="1"/>
+      <w:numFmt w:val="decimal"/>
+      <w:lvlText w:val="%5."/>
+      <w:lvlJc w:val="left"/>
+      <w:pPr>
+        <w:tabs>
+          <w:tab w:val="num" w:pos="3600"/>
+        </w:tabs>
+        <w:ind w:left="3600" w:hanging="360"/>
+      </w:pPr>
+    </w:lvl>
+    <w:lvl w:ilvl="5" w:tentative="1">
+      <w:start w:val="1"/>
+      <w:numFmt w:val="decimal"/>
+      <w:lvlText w:val="%6."/>
+      <w:lvlJc w:val="left"/>
+      <w:pPr>
+        <w:tabs>
+          <w:tab w:val="num" w:pos="4320"/>
+        </w:tabs>
+        <w:ind w:left="4320" w:hanging="360"/>
+      </w:pPr>
+    </w:lvl>
+    <w:lvl w:ilvl="6" w:tentative="1">
+      <w:start w:val="1"/>
+      <w:numFmt w:val="decimal"/>
+      <w:lvlText w:val="%7."/>
+      <w:lvlJc w:val="left"/>
+      <w:pPr>
+        <w:tabs>
+          <w:tab w:val="num" w:pos="5040"/>
+        </w:tabs>
+        <w:ind w:left="5040" w:hanging="360"/>
+      </w:pPr>
+    </w:lvl>
+    <w:lvl w:ilvl="7" w:tentative="1">
+      <w:start w:val="1"/>
+      <w:numFmt w:val="decimal"/>
+      <w:lvlText w:val="%8."/>
+      <w:lvlJc w:val="left"/>
+      <w:pPr>
+        <w:tabs>
+          <w:tab w:val="num" w:pos="5760"/>
+        </w:tabs>
+        <w:ind w:left="5760" w:hanging="360"/>
+      </w:pPr>
+    </w:lvl>
+    <w:lvl w:ilvl="8" w:tentative="1">
+      <w:start w:val="1"/>
+      <w:numFmt w:val="decimal"/>
+      <w:lvlText w:val="%9."/>
+      <w:lvlJc w:val="left"/>
+      <w:pPr>
+        <w:tabs>
+          <w:tab w:val="num" w:pos="6480"/>
+        </w:tabs>
+        <w:ind w:left="6480" w:hanging="360"/>
+      </w:pPr>
+    </w:lvl>
+  </w:abstractNum>
+  <w:abstractNum w:abstractNumId="18" w15:restartNumberingAfterBreak="0">
+    <w:nsid w:val="3A52205B"/>
+    <w:multiLevelType w:val="multilevel"/>
+    <w:tmpl w:val="09B24D7C"/>
+    <w:lvl w:ilvl="0">
+      <w:start w:val="1"/>
+      <w:numFmt w:val="bullet"/>
+      <w:lvlText w:val=""/>
+      <w:lvlJc w:val="left"/>
+      <w:pPr>
+        <w:tabs>
+          <w:tab w:val="num" w:pos="720"/>
+        </w:tabs>
+        <w:ind w:left="720" w:hanging="360"/>
+      </w:pPr>
+      <w:rPr>
+        <w:rFonts w:ascii="Symbol" w:hAnsi="Symbol" w:hint="default"/>
+        <w:sz w:val="20"/>
+      </w:rPr>
+    </w:lvl>
+    <w:lvl w:ilvl="1" w:tentative="1">
+      <w:start w:val="1"/>
+      <w:numFmt w:val="bullet"/>
+      <w:lvlText w:val=""/>
+      <w:lvlJc w:val="left"/>
+      <w:pPr>
+        <w:tabs>
+          <w:tab w:val="num" w:pos="1440"/>
+        </w:tabs>
+        <w:ind w:left="1440" w:hanging="360"/>
+      </w:pPr>
+      <w:rPr>
+        <w:rFonts w:ascii="Symbol" w:hAnsi="Symbol" w:hint="default"/>
+        <w:sz w:val="20"/>
+      </w:rPr>
+    </w:lvl>
+    <w:lvl w:ilvl="2" w:tentative="1">
+      <w:start w:val="1"/>
+      <w:numFmt w:val="bullet"/>
+      <w:lvlText w:val=""/>
+      <w:lvlJc w:val="left"/>
+      <w:pPr>
+        <w:tabs>
+          <w:tab w:val="num" w:pos="2160"/>
+        </w:tabs>
+        <w:ind w:left="2160" w:hanging="360"/>
+      </w:pPr>
+      <w:rPr>
+        <w:rFonts w:ascii="Symbol" w:hAnsi="Symbol" w:hint="default"/>
+        <w:sz w:val="20"/>
+      </w:rPr>
+    </w:lvl>
+    <w:lvl w:ilvl="3" w:tentative="1">
+      <w:start w:val="1"/>
+      <w:numFmt w:val="bullet"/>
+      <w:lvlText w:val=""/>
+      <w:lvlJc w:val="left"/>
+      <w:pPr>
+        <w:tabs>
+          <w:tab w:val="num" w:pos="2880"/>
+        </w:tabs>
+        <w:ind w:left="2880" w:hanging="360"/>
+      </w:pPr>
+      <w:rPr>
+        <w:rFonts w:ascii="Symbol" w:hAnsi="Symbol" w:hint="default"/>
+        <w:sz w:val="20"/>
+      </w:rPr>
+    </w:lvl>
+    <w:lvl w:ilvl="4" w:tentative="1">
+      <w:start w:val="1"/>
+      <w:numFmt w:val="bullet"/>
+      <w:lvlText w:val=""/>
+      <w:lvlJc w:val="left"/>
+      <w:pPr>
+        <w:tabs>
+          <w:tab w:val="num" w:pos="3600"/>
+        </w:tabs>
+        <w:ind w:left="3600" w:hanging="360"/>
+      </w:pPr>
+      <w:rPr>
+        <w:rFonts w:ascii="Symbol" w:hAnsi="Symbol" w:hint="default"/>
+        <w:sz w:val="20"/>
+      </w:rPr>
+    </w:lvl>
+    <w:lvl w:ilvl="5" w:tentative="1">
+      <w:start w:val="1"/>
+      <w:numFmt w:val="bullet"/>
+      <w:lvlText w:val=""/>
+      <w:lvlJc w:val="left"/>
+      <w:pPr>
+        <w:tabs>
+          <w:tab w:val="num" w:pos="4320"/>
+        </w:tabs>
+        <w:ind w:left="4320" w:hanging="360"/>
+      </w:pPr>
+      <w:rPr>
+        <w:rFonts w:ascii="Symbol" w:hAnsi="Symbol" w:hint="default"/>
+        <w:sz w:val="20"/>
+      </w:rPr>
+    </w:lvl>
+    <w:lvl w:ilvl="6" w:tentative="1">
+      <w:start w:val="1"/>
+      <w:numFmt w:val="bullet"/>
+      <w:lvlText w:val=""/>
+      <w:lvlJc w:val="left"/>
+      <w:pPr>
+        <w:tabs>
+          <w:tab w:val="num" w:pos="5040"/>
+        </w:tabs>
+        <w:ind w:left="5040" w:hanging="360"/>
+      </w:pPr>
+      <w:rPr>
+        <w:rFonts w:ascii="Symbol" w:hAnsi="Symbol" w:hint="default"/>
+        <w:sz w:val="20"/>
+      </w:rPr>
+    </w:lvl>
+    <w:lvl w:ilvl="7" w:tentative="1">
+      <w:start w:val="1"/>
+      <w:numFmt w:val="bullet"/>
+      <w:lvlText w:val=""/>
+      <w:lvlJc w:val="left"/>
+      <w:pPr>
+        <w:tabs>
+          <w:tab w:val="num" w:pos="5760"/>
+        </w:tabs>
+        <w:ind w:left="5760" w:hanging="360"/>
+      </w:pPr>
+      <w:rPr>
+        <w:rFonts w:ascii="Symbol" w:hAnsi="Symbol" w:hint="default"/>
+        <w:sz w:val="20"/>
+      </w:rPr>
+    </w:lvl>
+    <w:lvl w:ilvl="8" w:tentative="1">
+      <w:start w:val="1"/>
+      <w:numFmt w:val="bullet"/>
+      <w:lvlText w:val=""/>
+      <w:lvlJc w:val="left"/>
+      <w:pPr>
+        <w:tabs>
+          <w:tab w:val="num" w:pos="6480"/>
+        </w:tabs>
+        <w:ind w:left="6480" w:hanging="360"/>
+      </w:pPr>
+      <w:rPr>
+        <w:rFonts w:ascii="Symbol" w:hAnsi="Symbol" w:hint="default"/>
+        <w:sz w:val="20"/>
+      </w:rPr>
+    </w:lvl>
+  </w:abstractNum>
+  <w:abstractNum w:abstractNumId="19" w15:restartNumberingAfterBreak="0">
     <w:nsid w:val="40054F76"/>
     <w:multiLevelType w:val="multilevel"/>
     <w:tmpl w:val="504E1C2A"/>
@@ -9599,7 +11292,7 @@
       </w:rPr>
     </w:lvl>
   </w:abstractNum>
-  <w:abstractNum w:abstractNumId="17" w15:restartNumberingAfterBreak="0">
+  <w:abstractNum w:abstractNumId="20" w15:restartNumberingAfterBreak="0">
     <w:nsid w:val="457010BF"/>
     <w:multiLevelType w:val="multilevel"/>
     <w:tmpl w:val="3B689000"/>
@@ -9748,7 +11441,7 @@
       </w:rPr>
     </w:lvl>
   </w:abstractNum>
-  <w:abstractNum w:abstractNumId="18" w15:restartNumberingAfterBreak="0">
+  <w:abstractNum w:abstractNumId="21" w15:restartNumberingAfterBreak="0">
     <w:nsid w:val="45702688"/>
     <w:multiLevelType w:val="multilevel"/>
     <w:tmpl w:val="DBE459B4"/>
@@ -9897,7 +11590,7 @@
       </w:rPr>
     </w:lvl>
   </w:abstractNum>
-  <w:abstractNum w:abstractNumId="19" w15:restartNumberingAfterBreak="0">
+  <w:abstractNum w:abstractNumId="22" w15:restartNumberingAfterBreak="0">
     <w:nsid w:val="485C42A0"/>
     <w:multiLevelType w:val="multilevel"/>
     <w:tmpl w:val="6058A848"/>
@@ -10046,7 +11739,7 @@
       </w:rPr>
     </w:lvl>
   </w:abstractNum>
-  <w:abstractNum w:abstractNumId="20" w15:restartNumberingAfterBreak="0">
+  <w:abstractNum w:abstractNumId="23" w15:restartNumberingAfterBreak="0">
     <w:nsid w:val="4D7F4B7E"/>
     <w:multiLevelType w:val="multilevel"/>
     <w:tmpl w:val="D2D27F4C"/>
@@ -10195,7 +11888,7 @@
       </w:rPr>
     </w:lvl>
   </w:abstractNum>
-  <w:abstractNum w:abstractNumId="21" w15:restartNumberingAfterBreak="0">
+  <w:abstractNum w:abstractNumId="24" w15:restartNumberingAfterBreak="0">
     <w:nsid w:val="4ECA5F18"/>
     <w:multiLevelType w:val="multilevel"/>
     <w:tmpl w:val="DCA400BA"/>
@@ -10344,7 +12037,7 @@
       </w:rPr>
     </w:lvl>
   </w:abstractNum>
-  <w:abstractNum w:abstractNumId="22" w15:restartNumberingAfterBreak="0">
+  <w:abstractNum w:abstractNumId="25" w15:restartNumberingAfterBreak="0">
     <w:nsid w:val="4EEC0576"/>
     <w:multiLevelType w:val="multilevel"/>
     <w:tmpl w:val="43DCA4EE"/>
@@ -10493,7 +12186,7 @@
       </w:rPr>
     </w:lvl>
   </w:abstractNum>
-  <w:abstractNum w:abstractNumId="23" w15:restartNumberingAfterBreak="0">
+  <w:abstractNum w:abstractNumId="26" w15:restartNumberingAfterBreak="0">
     <w:nsid w:val="50907016"/>
     <w:multiLevelType w:val="multilevel"/>
     <w:tmpl w:val="9A7E4050"/>
@@ -10642,7 +12335,7 @@
       </w:rPr>
     </w:lvl>
   </w:abstractNum>
-  <w:abstractNum w:abstractNumId="24" w15:restartNumberingAfterBreak="0">
+  <w:abstractNum w:abstractNumId="27" w15:restartNumberingAfterBreak="0">
     <w:nsid w:val="55C102F1"/>
     <w:multiLevelType w:val="multilevel"/>
     <w:tmpl w:val="ED14D3AC"/>
@@ -10791,7 +12484,7 @@
       </w:rPr>
     </w:lvl>
   </w:abstractNum>
-  <w:abstractNum w:abstractNumId="25" w15:restartNumberingAfterBreak="0">
+  <w:abstractNum w:abstractNumId="28" w15:restartNumberingAfterBreak="0">
     <w:nsid w:val="560A7A45"/>
     <w:multiLevelType w:val="multilevel"/>
     <w:tmpl w:val="E1C84158"/>
@@ -10940,7 +12633,7 @@
       </w:rPr>
     </w:lvl>
   </w:abstractNum>
-  <w:abstractNum w:abstractNumId="26" w15:restartNumberingAfterBreak="0">
+  <w:abstractNum w:abstractNumId="29" w15:restartNumberingAfterBreak="0">
     <w:nsid w:val="63AC1BA5"/>
     <w:multiLevelType w:val="multilevel"/>
     <w:tmpl w:val="9CB8EA14"/>
@@ -11089,7 +12782,156 @@
       </w:rPr>
     </w:lvl>
   </w:abstractNum>
-  <w:abstractNum w:abstractNumId="27" w15:restartNumberingAfterBreak="0">
+  <w:abstractNum w:abstractNumId="30" w15:restartNumberingAfterBreak="0">
+    <w:nsid w:val="63FC0538"/>
+    <w:multiLevelType w:val="multilevel"/>
+    <w:tmpl w:val="A5A668CC"/>
+    <w:lvl w:ilvl="0">
+      <w:start w:val="1"/>
+      <w:numFmt w:val="bullet"/>
+      <w:lvlText w:val=""/>
+      <w:lvlJc w:val="left"/>
+      <w:pPr>
+        <w:tabs>
+          <w:tab w:val="num" w:pos="720"/>
+        </w:tabs>
+        <w:ind w:left="720" w:hanging="360"/>
+      </w:pPr>
+      <w:rPr>
+        <w:rFonts w:ascii="Symbol" w:hAnsi="Symbol" w:hint="default"/>
+        <w:sz w:val="20"/>
+      </w:rPr>
+    </w:lvl>
+    <w:lvl w:ilvl="1" w:tentative="1">
+      <w:start w:val="1"/>
+      <w:numFmt w:val="bullet"/>
+      <w:lvlText w:val=""/>
+      <w:lvlJc w:val="left"/>
+      <w:pPr>
+        <w:tabs>
+          <w:tab w:val="num" w:pos="1440"/>
+        </w:tabs>
+        <w:ind w:left="1440" w:hanging="360"/>
+      </w:pPr>
+      <w:rPr>
+        <w:rFonts w:ascii="Symbol" w:hAnsi="Symbol" w:hint="default"/>
+        <w:sz w:val="20"/>
+      </w:rPr>
+    </w:lvl>
+    <w:lvl w:ilvl="2" w:tentative="1">
+      <w:start w:val="1"/>
+      <w:numFmt w:val="bullet"/>
+      <w:lvlText w:val=""/>
+      <w:lvlJc w:val="left"/>
+      <w:pPr>
+        <w:tabs>
+          <w:tab w:val="num" w:pos="2160"/>
+        </w:tabs>
+        <w:ind w:left="2160" w:hanging="360"/>
+      </w:pPr>
+      <w:rPr>
+        <w:rFonts w:ascii="Symbol" w:hAnsi="Symbol" w:hint="default"/>
+        <w:sz w:val="20"/>
+      </w:rPr>
+    </w:lvl>
+    <w:lvl w:ilvl="3" w:tentative="1">
+      <w:start w:val="1"/>
+      <w:numFmt w:val="bullet"/>
+      <w:lvlText w:val=""/>
+      <w:lvlJc w:val="left"/>
+      <w:pPr>
+        <w:tabs>
+          <w:tab w:val="num" w:pos="2880"/>
+        </w:tabs>
+        <w:ind w:left="2880" w:hanging="360"/>
+      </w:pPr>
+      <w:rPr>
+        <w:rFonts w:ascii="Symbol" w:hAnsi="Symbol" w:hint="default"/>
+        <w:sz w:val="20"/>
+      </w:rPr>
+    </w:lvl>
+    <w:lvl w:ilvl="4" w:tentative="1">
+      <w:start w:val="1"/>
+      <w:numFmt w:val="bullet"/>
+      <w:lvlText w:val=""/>
+      <w:lvlJc w:val="left"/>
+      <w:pPr>
+        <w:tabs>
+          <w:tab w:val="num" w:pos="3600"/>
+        </w:tabs>
+        <w:ind w:left="3600" w:hanging="360"/>
+      </w:pPr>
+      <w:rPr>
+        <w:rFonts w:ascii="Symbol" w:hAnsi="Symbol" w:hint="default"/>
+        <w:sz w:val="20"/>
+      </w:rPr>
+    </w:lvl>
+    <w:lvl w:ilvl="5" w:tentative="1">
+      <w:start w:val="1"/>
+      <w:numFmt w:val="bullet"/>
+      <w:lvlText w:val=""/>
+      <w:lvlJc w:val="left"/>
+      <w:pPr>
+        <w:tabs>
+          <w:tab w:val="num" w:pos="4320"/>
+        </w:tabs>
+        <w:ind w:left="4320" w:hanging="360"/>
+      </w:pPr>
+      <w:rPr>
+        <w:rFonts w:ascii="Symbol" w:hAnsi="Symbol" w:hint="default"/>
+        <w:sz w:val="20"/>
+      </w:rPr>
+    </w:lvl>
+    <w:lvl w:ilvl="6" w:tentative="1">
+      <w:start w:val="1"/>
+      <w:numFmt w:val="bullet"/>
+      <w:lvlText w:val=""/>
+      <w:lvlJc w:val="left"/>
+      <w:pPr>
+        <w:tabs>
+          <w:tab w:val="num" w:pos="5040"/>
+        </w:tabs>
+        <w:ind w:left="5040" w:hanging="360"/>
+      </w:pPr>
+      <w:rPr>
+        <w:rFonts w:ascii="Symbol" w:hAnsi="Symbol" w:hint="default"/>
+        <w:sz w:val="20"/>
+      </w:rPr>
+    </w:lvl>
+    <w:lvl w:ilvl="7" w:tentative="1">
+      <w:start w:val="1"/>
+      <w:numFmt w:val="bullet"/>
+      <w:lvlText w:val=""/>
+      <w:lvlJc w:val="left"/>
+      <w:pPr>
+        <w:tabs>
+          <w:tab w:val="num" w:pos="5760"/>
+        </w:tabs>
+        <w:ind w:left="5760" w:hanging="360"/>
+      </w:pPr>
+      <w:rPr>
+        <w:rFonts w:ascii="Symbol" w:hAnsi="Symbol" w:hint="default"/>
+        <w:sz w:val="20"/>
+      </w:rPr>
+    </w:lvl>
+    <w:lvl w:ilvl="8" w:tentative="1">
+      <w:start w:val="1"/>
+      <w:numFmt w:val="bullet"/>
+      <w:lvlText w:val=""/>
+      <w:lvlJc w:val="left"/>
+      <w:pPr>
+        <w:tabs>
+          <w:tab w:val="num" w:pos="6480"/>
+        </w:tabs>
+        <w:ind w:left="6480" w:hanging="360"/>
+      </w:pPr>
+      <w:rPr>
+        <w:rFonts w:ascii="Symbol" w:hAnsi="Symbol" w:hint="default"/>
+        <w:sz w:val="20"/>
+      </w:rPr>
+    </w:lvl>
+  </w:abstractNum>
+  <w:abstractNum w:abstractNumId="31" w15:restartNumberingAfterBreak="0">
     <w:nsid w:val="642A74B4"/>
     <w:multiLevelType w:val="multilevel"/>
     <w:tmpl w:val="E2488642"/>
@@ -11238,7 +13080,7 @@
       </w:rPr>
     </w:lvl>
   </w:abstractNum>
-  <w:abstractNum w:abstractNumId="28" w15:restartNumberingAfterBreak="0">
+  <w:abstractNum w:abstractNumId="32" w15:restartNumberingAfterBreak="0">
     <w:nsid w:val="66DE1A84"/>
     <w:multiLevelType w:val="multilevel"/>
     <w:tmpl w:val="F77E47E6"/>
@@ -11387,7 +13229,7 @@
       </w:rPr>
     </w:lvl>
   </w:abstractNum>
-  <w:abstractNum w:abstractNumId="29" w15:restartNumberingAfterBreak="0">
+  <w:abstractNum w:abstractNumId="33" w15:restartNumberingAfterBreak="0">
     <w:nsid w:val="67311604"/>
     <w:multiLevelType w:val="multilevel"/>
     <w:tmpl w:val="B580A75A"/>
@@ -11536,7 +13378,7 @@
       </w:rPr>
     </w:lvl>
   </w:abstractNum>
-  <w:abstractNum w:abstractNumId="30" w15:restartNumberingAfterBreak="0">
+  <w:abstractNum w:abstractNumId="34" w15:restartNumberingAfterBreak="0">
     <w:nsid w:val="68F8440E"/>
     <w:multiLevelType w:val="multilevel"/>
     <w:tmpl w:val="21AAED5A"/>
@@ -11685,7 +13527,7 @@
       </w:rPr>
     </w:lvl>
   </w:abstractNum>
-  <w:abstractNum w:abstractNumId="31" w15:restartNumberingAfterBreak="0">
+  <w:abstractNum w:abstractNumId="35" w15:restartNumberingAfterBreak="0">
     <w:nsid w:val="6ED243FD"/>
     <w:multiLevelType w:val="multilevel"/>
     <w:tmpl w:val="F276180C"/>
@@ -11834,7 +13676,7 @@
       </w:rPr>
     </w:lvl>
   </w:abstractNum>
-  <w:abstractNum w:abstractNumId="32" w15:restartNumberingAfterBreak="0">
+  <w:abstractNum w:abstractNumId="36" w15:restartNumberingAfterBreak="0">
     <w:nsid w:val="715C1E95"/>
     <w:multiLevelType w:val="multilevel"/>
     <w:tmpl w:val="F970E9F2"/>
@@ -11983,7 +13825,7 @@
       </w:rPr>
     </w:lvl>
   </w:abstractNum>
-  <w:abstractNum w:abstractNumId="33" w15:restartNumberingAfterBreak="0">
+  <w:abstractNum w:abstractNumId="37" w15:restartNumberingAfterBreak="0">
     <w:nsid w:val="72142914"/>
     <w:multiLevelType w:val="multilevel"/>
     <w:tmpl w:val="2E98CBAE"/>
@@ -12132,7 +13974,7 @@
       </w:rPr>
     </w:lvl>
   </w:abstractNum>
-  <w:abstractNum w:abstractNumId="34" w15:restartNumberingAfterBreak="0">
+  <w:abstractNum w:abstractNumId="38" w15:restartNumberingAfterBreak="0">
     <w:nsid w:val="762F365B"/>
     <w:multiLevelType w:val="multilevel"/>
     <w:tmpl w:val="1BCE213E"/>
@@ -12281,7 +14123,7 @@
       </w:rPr>
     </w:lvl>
   </w:abstractNum>
-  <w:abstractNum w:abstractNumId="35" w15:restartNumberingAfterBreak="0">
+  <w:abstractNum w:abstractNumId="39" w15:restartNumberingAfterBreak="0">
     <w:nsid w:val="77251054"/>
     <w:multiLevelType w:val="multilevel"/>
     <w:tmpl w:val="2FE6D76E"/>
@@ -12430,7 +14272,7 @@
       </w:rPr>
     </w:lvl>
   </w:abstractNum>
-  <w:abstractNum w:abstractNumId="36" w15:restartNumberingAfterBreak="0">
+  <w:abstractNum w:abstractNumId="40" w15:restartNumberingAfterBreak="0">
     <w:nsid w:val="77C75A25"/>
     <w:multiLevelType w:val="multilevel"/>
     <w:tmpl w:val="E77E8CCC"/>
@@ -12579,7 +14421,7 @@
       </w:rPr>
     </w:lvl>
   </w:abstractNum>
-  <w:abstractNum w:abstractNumId="37" w15:restartNumberingAfterBreak="0">
+  <w:abstractNum w:abstractNumId="41" w15:restartNumberingAfterBreak="0">
     <w:nsid w:val="7822792F"/>
     <w:multiLevelType w:val="multilevel"/>
     <w:tmpl w:val="8C9A7CCA"/>
@@ -12728,7 +14570,7 @@
       </w:rPr>
     </w:lvl>
   </w:abstractNum>
-  <w:abstractNum w:abstractNumId="38" w15:restartNumberingAfterBreak="0">
+  <w:abstractNum w:abstractNumId="42" w15:restartNumberingAfterBreak="0">
     <w:nsid w:val="7EE85B25"/>
     <w:multiLevelType w:val="multilevel"/>
     <w:tmpl w:val="A5E28018"/>
@@ -12877,7 +14719,156 @@
       </w:rPr>
     </w:lvl>
   </w:abstractNum>
-  <w:abstractNum w:abstractNumId="39" w15:restartNumberingAfterBreak="0">
+  <w:abstractNum w:abstractNumId="43" w15:restartNumberingAfterBreak="0">
+    <w:nsid w:val="7F2E4D53"/>
+    <w:multiLevelType w:val="multilevel"/>
+    <w:tmpl w:val="53FAF7D4"/>
+    <w:lvl w:ilvl="0">
+      <w:start w:val="1"/>
+      <w:numFmt w:val="bullet"/>
+      <w:lvlText w:val=""/>
+      <w:lvlJc w:val="left"/>
+      <w:pPr>
+        <w:tabs>
+          <w:tab w:val="num" w:pos="720"/>
+        </w:tabs>
+        <w:ind w:left="720" w:hanging="360"/>
+      </w:pPr>
+      <w:rPr>
+        <w:rFonts w:ascii="Symbol" w:hAnsi="Symbol" w:hint="default"/>
+        <w:sz w:val="20"/>
+      </w:rPr>
+    </w:lvl>
+    <w:lvl w:ilvl="1" w:tentative="1">
+      <w:start w:val="1"/>
+      <w:numFmt w:val="bullet"/>
+      <w:lvlText w:val=""/>
+      <w:lvlJc w:val="left"/>
+      <w:pPr>
+        <w:tabs>
+          <w:tab w:val="num" w:pos="1440"/>
+        </w:tabs>
+        <w:ind w:left="1440" w:hanging="360"/>
+      </w:pPr>
+      <w:rPr>
+        <w:rFonts w:ascii="Symbol" w:hAnsi="Symbol" w:hint="default"/>
+        <w:sz w:val="20"/>
+      </w:rPr>
+    </w:lvl>
+    <w:lvl w:ilvl="2" w:tentative="1">
+      <w:start w:val="1"/>
+      <w:numFmt w:val="bullet"/>
+      <w:lvlText w:val=""/>
+      <w:lvlJc w:val="left"/>
+      <w:pPr>
+        <w:tabs>
+          <w:tab w:val="num" w:pos="2160"/>
+        </w:tabs>
+        <w:ind w:left="2160" w:hanging="360"/>
+      </w:pPr>
+      <w:rPr>
+        <w:rFonts w:ascii="Symbol" w:hAnsi="Symbol" w:hint="default"/>
+        <w:sz w:val="20"/>
+      </w:rPr>
+    </w:lvl>
+    <w:lvl w:ilvl="3" w:tentative="1">
+      <w:start w:val="1"/>
+      <w:numFmt w:val="bullet"/>
+      <w:lvlText w:val=""/>
+      <w:lvlJc w:val="left"/>
+      <w:pPr>
+        <w:tabs>
+          <w:tab w:val="num" w:pos="2880"/>
+        </w:tabs>
+        <w:ind w:left="2880" w:hanging="360"/>
+      </w:pPr>
+      <w:rPr>
+        <w:rFonts w:ascii="Symbol" w:hAnsi="Symbol" w:hint="default"/>
+        <w:sz w:val="20"/>
+      </w:rPr>
+    </w:lvl>
+    <w:lvl w:ilvl="4" w:tentative="1">
+      <w:start w:val="1"/>
+      <w:numFmt w:val="bullet"/>
+      <w:lvlText w:val=""/>
+      <w:lvlJc w:val="left"/>
+      <w:pPr>
+        <w:tabs>
+          <w:tab w:val="num" w:pos="3600"/>
+        </w:tabs>
+        <w:ind w:left="3600" w:hanging="360"/>
+      </w:pPr>
+      <w:rPr>
+        <w:rFonts w:ascii="Symbol" w:hAnsi="Symbol" w:hint="default"/>
+        <w:sz w:val="20"/>
+      </w:rPr>
+    </w:lvl>
+    <w:lvl w:ilvl="5" w:tentative="1">
+      <w:start w:val="1"/>
+      <w:numFmt w:val="bullet"/>
+      <w:lvlText w:val=""/>
+      <w:lvlJc w:val="left"/>
+      <w:pPr>
+        <w:tabs>
+          <w:tab w:val="num" w:pos="4320"/>
+        </w:tabs>
+        <w:ind w:left="4320" w:hanging="360"/>
+      </w:pPr>
+      <w:rPr>
+        <w:rFonts w:ascii="Symbol" w:hAnsi="Symbol" w:hint="default"/>
+        <w:sz w:val="20"/>
+      </w:rPr>
+    </w:lvl>
+    <w:lvl w:ilvl="6" w:tentative="1">
+      <w:start w:val="1"/>
+      <w:numFmt w:val="bullet"/>
+      <w:lvlText w:val=""/>
+      <w:lvlJc w:val="left"/>
+      <w:pPr>
+        <w:tabs>
+          <w:tab w:val="num" w:pos="5040"/>
+        </w:tabs>
+        <w:ind w:left="5040" w:hanging="360"/>
+      </w:pPr>
+      <w:rPr>
+        <w:rFonts w:ascii="Symbol" w:hAnsi="Symbol" w:hint="default"/>
+        <w:sz w:val="20"/>
+      </w:rPr>
+    </w:lvl>
+    <w:lvl w:ilvl="7" w:tentative="1">
+      <w:start w:val="1"/>
+      <w:numFmt w:val="bullet"/>
+      <w:lvlText w:val=""/>
+      <w:lvlJc w:val="left"/>
+      <w:pPr>
+        <w:tabs>
+          <w:tab w:val="num" w:pos="5760"/>
+        </w:tabs>
+        <w:ind w:left="5760" w:hanging="360"/>
+      </w:pPr>
+      <w:rPr>
+        <w:rFonts w:ascii="Symbol" w:hAnsi="Symbol" w:hint="default"/>
+        <w:sz w:val="20"/>
+      </w:rPr>
+    </w:lvl>
+    <w:lvl w:ilvl="8" w:tentative="1">
+      <w:start w:val="1"/>
+      <w:numFmt w:val="bullet"/>
+      <w:lvlText w:val=""/>
+      <w:lvlJc w:val="left"/>
+      <w:pPr>
+        <w:tabs>
+          <w:tab w:val="num" w:pos="6480"/>
+        </w:tabs>
+        <w:ind w:left="6480" w:hanging="360"/>
+      </w:pPr>
+      <w:rPr>
+        <w:rFonts w:ascii="Symbol" w:hAnsi="Symbol" w:hint="default"/>
+        <w:sz w:val="20"/>
+      </w:rPr>
+    </w:lvl>
+  </w:abstractNum>
+  <w:abstractNum w:abstractNumId="44" w15:restartNumberingAfterBreak="0">
     <w:nsid w:val="7FBC302E"/>
     <w:multiLevelType w:val="multilevel"/>
     <w:tmpl w:val="12023B90"/>
@@ -13027,28 +15018,28 @@
     </w:lvl>
   </w:abstractNum>
   <w:num w:numId="1" w16cid:durableId="608246600">
+    <w:abstractNumId w:val="40"/>
+  </w:num>
+  <w:num w:numId="2" w16cid:durableId="1512184390">
     <w:abstractNumId w:val="36"/>
   </w:num>
-  <w:num w:numId="2" w16cid:durableId="1512184390">
-    <w:abstractNumId w:val="32"/>
-  </w:num>
   <w:num w:numId="3" w16cid:durableId="607389622">
-    <w:abstractNumId w:val="31"/>
+    <w:abstractNumId w:val="35"/>
   </w:num>
   <w:num w:numId="4" w16cid:durableId="1936473474">
     <w:abstractNumId w:val="9"/>
   </w:num>
   <w:num w:numId="5" w16cid:durableId="1753313801">
-    <w:abstractNumId w:val="18"/>
+    <w:abstractNumId w:val="21"/>
   </w:num>
   <w:num w:numId="6" w16cid:durableId="138574552">
-    <w:abstractNumId w:val="19"/>
+    <w:abstractNumId w:val="22"/>
   </w:num>
   <w:num w:numId="7" w16cid:durableId="43529629">
     <w:abstractNumId w:val="6"/>
   </w:num>
   <w:num w:numId="8" w16cid:durableId="23412935">
-    <w:abstractNumId w:val="37"/>
+    <w:abstractNumId w:val="41"/>
   </w:num>
   <w:num w:numId="9" w16cid:durableId="1158958585">
     <w:abstractNumId w:val="13"/>
@@ -13057,25 +15048,25 @@
     <w:abstractNumId w:val="1"/>
   </w:num>
   <w:num w:numId="11" w16cid:durableId="1753965566">
-    <w:abstractNumId w:val="17"/>
+    <w:abstractNumId w:val="20"/>
   </w:num>
   <w:num w:numId="12" w16cid:durableId="1145469675">
     <w:abstractNumId w:val="3"/>
   </w:num>
   <w:num w:numId="13" w16cid:durableId="1269510747">
-    <w:abstractNumId w:val="39"/>
+    <w:abstractNumId w:val="44"/>
   </w:num>
   <w:num w:numId="14" w16cid:durableId="168830590">
-    <w:abstractNumId w:val="29"/>
+    <w:abstractNumId w:val="33"/>
   </w:num>
   <w:num w:numId="15" w16cid:durableId="1720745275">
     <w:abstractNumId w:val="5"/>
   </w:num>
   <w:num w:numId="16" w16cid:durableId="559636323">
-    <w:abstractNumId w:val="28"/>
+    <w:abstractNumId w:val="32"/>
   </w:num>
   <w:num w:numId="17" w16cid:durableId="589200902">
-    <w:abstractNumId w:val="16"/>
+    <w:abstractNumId w:val="19"/>
   </w:num>
   <w:num w:numId="18" w16cid:durableId="1940479945">
     <w:abstractNumId w:val="7"/>
@@ -13090,25 +15081,25 @@
     <w:abstractNumId w:val="0"/>
   </w:num>
   <w:num w:numId="22" w16cid:durableId="311714519">
-    <w:abstractNumId w:val="22"/>
+    <w:abstractNumId w:val="25"/>
   </w:num>
   <w:num w:numId="23" w16cid:durableId="721635051">
     <w:abstractNumId w:val="11"/>
   </w:num>
   <w:num w:numId="24" w16cid:durableId="1928492028">
-    <w:abstractNumId w:val="30"/>
+    <w:abstractNumId w:val="34"/>
   </w:num>
   <w:num w:numId="25" w16cid:durableId="1534225581">
-    <w:abstractNumId w:val="33"/>
+    <w:abstractNumId w:val="37"/>
   </w:num>
   <w:num w:numId="26" w16cid:durableId="1932934979">
-    <w:abstractNumId w:val="20"/>
+    <w:abstractNumId w:val="23"/>
   </w:num>
   <w:num w:numId="27" w16cid:durableId="689071320">
-    <w:abstractNumId w:val="25"/>
+    <w:abstractNumId w:val="28"/>
   </w:num>
   <w:num w:numId="28" w16cid:durableId="231041440">
-    <w:abstractNumId w:val="27"/>
+    <w:abstractNumId w:val="31"/>
   </w:num>
   <w:num w:numId="29" w16cid:durableId="1923025773">
     <w:abstractNumId w:val="12"/>
@@ -13117,34 +15108,49 @@
     <w:abstractNumId w:val="2"/>
   </w:num>
   <w:num w:numId="31" w16cid:durableId="1547568774">
-    <w:abstractNumId w:val="24"/>
+    <w:abstractNumId w:val="27"/>
   </w:num>
   <w:num w:numId="32" w16cid:durableId="1619147075">
-    <w:abstractNumId w:val="35"/>
+    <w:abstractNumId w:val="39"/>
   </w:num>
   <w:num w:numId="33" w16cid:durableId="1945376742">
     <w:abstractNumId w:val="14"/>
   </w:num>
   <w:num w:numId="34" w16cid:durableId="351341193">
-    <w:abstractNumId w:val="21"/>
+    <w:abstractNumId w:val="24"/>
   </w:num>
   <w:num w:numId="35" w16cid:durableId="1613509853">
-    <w:abstractNumId w:val="26"/>
+    <w:abstractNumId w:val="29"/>
   </w:num>
   <w:num w:numId="36" w16cid:durableId="1085298899">
     <w:abstractNumId w:val="15"/>
   </w:num>
   <w:num w:numId="37" w16cid:durableId="1485662102">
-    <w:abstractNumId w:val="34"/>
+    <w:abstractNumId w:val="38"/>
   </w:num>
   <w:num w:numId="38" w16cid:durableId="672488749">
-    <w:abstractNumId w:val="38"/>
+    <w:abstractNumId w:val="42"/>
   </w:num>
   <w:num w:numId="39" w16cid:durableId="1649244944">
     <w:abstractNumId w:val="8"/>
   </w:num>
   <w:num w:numId="40" w16cid:durableId="1835336621">
-    <w:abstractNumId w:val="23"/>
+    <w:abstractNumId w:val="26"/>
+  </w:num>
+  <w:num w:numId="41" w16cid:durableId="1810900737">
+    <w:abstractNumId w:val="17"/>
+  </w:num>
+  <w:num w:numId="42" w16cid:durableId="496464121">
+    <w:abstractNumId w:val="43"/>
+  </w:num>
+  <w:num w:numId="43" w16cid:durableId="1153377603">
+    <w:abstractNumId w:val="18"/>
+  </w:num>
+  <w:num w:numId="44" w16cid:durableId="738595365">
+    <w:abstractNumId w:val="16"/>
+  </w:num>
+  <w:num w:numId="45" w16cid:durableId="1447308696">
+    <w:abstractNumId w:val="30"/>
   </w:num>
 </w:numbering>
 </file>
@@ -13606,6 +15612,29 @@
       <w:szCs w:val="27"/>
     </w:rPr>
   </w:style>
+  <w:style w:type="paragraph" w:styleId="Heading4">
+    <w:name w:val="heading 4"/>
+    <w:basedOn w:val="Normal"/>
+    <w:next w:val="Normal"/>
+    <w:link w:val="Heading4Char"/>
+    <w:uiPriority w:val="9"/>
+    <w:semiHidden/>
+    <w:unhideWhenUsed/>
+    <w:qFormat/>
+    <w:rsid w:val="00594967"/>
+    <w:pPr>
+      <w:keepNext/>
+      <w:keepLines/>
+      <w:spacing w:before="40" w:after="0"/>
+      <w:outlineLvl w:val="3"/>
+    </w:pPr>
+    <w:rPr>
+      <w:rFonts w:asciiTheme="majorHAnsi" w:eastAsiaTheme="majorEastAsia" w:hAnsiTheme="majorHAnsi" w:cstheme="majorBidi"/>
+      <w:i/>
+      <w:iCs/>
+      <w:color w:val="2F5496" w:themeColor="accent1" w:themeShade="BF"/>
+    </w:rPr>
+  </w:style>
   <w:style w:type="character" w:default="1" w:styleId="DefaultParagraphFont">
     <w:name w:val="Default Paragraph Font"/>
     <w:uiPriority w:val="1"/>
@@ -13751,6 +15780,42 @@
       <w:rFonts w:ascii="Courier New" w:eastAsia="Times New Roman" w:hAnsi="Courier New" w:cs="Courier New"/>
       <w:sz w:val="20"/>
       <w:szCs w:val="20"/>
+    </w:rPr>
+  </w:style>
+  <w:style w:type="character" w:customStyle="1" w:styleId="Heading4Char">
+    <w:name w:val="Heading 4 Char"/>
+    <w:basedOn w:val="DefaultParagraphFont"/>
+    <w:link w:val="Heading4"/>
+    <w:uiPriority w:val="9"/>
+    <w:semiHidden/>
+    <w:rsid w:val="00594967"/>
+    <w:rPr>
+      <w:rFonts w:asciiTheme="majorHAnsi" w:eastAsiaTheme="majorEastAsia" w:hAnsiTheme="majorHAnsi" w:cstheme="majorBidi"/>
+      <w:i/>
+      <w:iCs/>
+      <w:color w:val="2F5496" w:themeColor="accent1" w:themeShade="BF"/>
+    </w:rPr>
+  </w:style>
+  <w:style w:type="character" w:styleId="Strong">
+    <w:name w:val="Strong"/>
+    <w:basedOn w:val="DefaultParagraphFont"/>
+    <w:uiPriority w:val="22"/>
+    <w:qFormat/>
+    <w:rsid w:val="00594967"/>
+    <w:rPr>
+      <w:b/>
+      <w:bCs/>
+    </w:rPr>
+  </w:style>
+  <w:style w:type="character" w:styleId="Emphasis">
+    <w:name w:val="Emphasis"/>
+    <w:basedOn w:val="DefaultParagraphFont"/>
+    <w:uiPriority w:val="20"/>
+    <w:qFormat/>
+    <w:rsid w:val="00594967"/>
+    <w:rPr>
+      <w:i/>
+      <w:iCs/>
     </w:rPr>
   </w:style>
 </w:styles>
